--- a/docs/instrucciones_stroop.docx
+++ b/docs/instrucciones_stroop.docx
@@ -1,21 +1,75 @@
 
 <file path=word/document.xml><?xml version="1.0" encoding="utf-8"?>
-<w:document xmlns:wpc="http://schemas.microsoft.com/office/word/2010/wordprocessingCanvas" xmlns:cx="http://schemas.microsoft.com/office/drawing/2014/chartex" xmlns:cx1="http://schemas.microsoft.com/office/drawing/2015/9/8/chartex" xmlns:cx2="http://schemas.microsoft.com/office/drawing/2015/10/21/chartex" xmlns:cx3="http://schemas.microsoft.com/office/drawing/2016/5/9/chartex" xmlns:cx4="http://schemas.microsoft.com/office/drawing/2016/5/10/chartex" xmlns:cx5="http://schemas.microsoft.com/office/drawing/2016/5/11/chartex" xmlns:cx6="http://schemas.microsoft.com/office/drawing/2016/5/12/chartex" xmlns:cx7="http://schemas.microsoft.com/office/drawing/2016/5/13/chartex" xmlns:cx8="http://schemas.microsoft.com/office/drawing/2016/5/14/chartex" xmlns:mc="http://schemas.openxmlformats.org/markup-compatibility/2006" xmlns:aink="http://schemas.microsoft.com/office/drawing/2016/ink" xmlns:am3d="http://schemas.microsoft.com/office/drawing/2017/model3d" xmlns:o="urn:schemas-microsoft-com:office:office" xmlns:oel="http://schemas.microsoft.com/office/2019/extlst" xmlns:r="http://schemas.openxmlformats.org/officeDocument/2006/relationships" xmlns:m="http://schemas.openxmlformats.org/officeDocument/2006/math" xmlns:v="urn:schemas-microsoft-com:vml" xmlns:wp14="http://schemas.microsoft.com/office/word/2010/wordprocessingDrawing" xmlns:wp="http://schemas.openxmlformats.org/drawingml/2006/wordprocessingDrawing" xmlns:w10="urn:schemas-microsoft-com:office:word" xmlns:w="http://schemas.openxmlformats.org/wordprocessingml/2006/main" xmlns:w14="http://schemas.microsoft.com/office/word/2010/wordml" xmlns:w15="http://schemas.microsoft.com/office/word/2012/wordml" xmlns:w16cex="http://schemas.microsoft.com/office/word/2018/wordml/cex" xmlns:w16cid="http://schemas.microsoft.com/office/word/2016/wordml/cid" xmlns:w16="http://schemas.microsoft.com/office/word/2018/wordml" xmlns:w16sdtdh="http://schemas.microsoft.com/office/word/2020/wordml/sdtdatahash" xmlns:w16se="http://schemas.microsoft.com/office/word/2015/wordml/symex" xmlns:wpg="http://schemas.microsoft.com/office/word/2010/wordprocessingGroup" xmlns:wpi="http://schemas.microsoft.com/office/word/2010/wordprocessingInk" xmlns:wne="http://schemas.microsoft.com/office/word/2006/wordml" xmlns:wps="http://schemas.microsoft.com/office/word/2010/wordprocessingShape" mc:Ignorable="w14 w15 w16se w16cid w16 w16cex w16sdtdh wp14">
+<w:document xmlns:wpc="http://schemas.microsoft.com/office/word/2010/wordprocessingCanvas" xmlns:cx="http://schemas.microsoft.com/office/drawing/2014/chartex" xmlns:cx1="http://schemas.microsoft.com/office/drawing/2015/9/8/chartex" xmlns:cx2="http://schemas.microsoft.com/office/drawing/2015/10/21/chartex" xmlns:cx3="http://schemas.microsoft.com/office/drawing/2016/5/9/chartex" xmlns:cx4="http://schemas.microsoft.com/office/drawing/2016/5/10/chartex" xmlns:cx5="http://schemas.microsoft.com/office/drawing/2016/5/11/chartex" xmlns:cx6="http://schemas.microsoft.com/office/drawing/2016/5/12/chartex" xmlns:cx7="http://schemas.microsoft.com/office/drawing/2016/5/13/chartex" xmlns:cx8="http://schemas.microsoft.com/office/drawing/2016/5/14/chartex" xmlns:mc="http://schemas.openxmlformats.org/markup-compatibility/2006" xmlns:aink="http://schemas.microsoft.com/office/drawing/2016/ink" xmlns:am3d="http://schemas.microsoft.com/office/drawing/2017/model3d" xmlns:o="urn:schemas-microsoft-com:office:office" xmlns:oel="http://schemas.microsoft.com/office/2019/extlst" xmlns:r="http://schemas.openxmlformats.org/officeDocument/2006/relationships" xmlns:m="http://schemas.openxmlformats.org/officeDocument/2006/math" xmlns:v="urn:schemas-microsoft-com:vml" xmlns:wp14="http://schemas.microsoft.com/office/word/2010/wordprocessingDrawing" xmlns:wp="http://schemas.openxmlformats.org/drawingml/2006/wordprocessingDrawing" xmlns:w10="urn:schemas-microsoft-com:office:word" xmlns:w="http://schemas.openxmlformats.org/wordprocessingml/2006/main" xmlns:w14="http://schemas.microsoft.com/office/word/2010/wordml" xmlns:w15="http://schemas.microsoft.com/office/word/2012/wordml" xmlns:w16cex="http://schemas.microsoft.com/office/word/2018/wordml/cex" xmlns:w16cid="http://schemas.microsoft.com/office/word/2016/wordml/cid" xmlns:w16="http://schemas.microsoft.com/office/word/2018/wordml" xmlns:w16du="http://schemas.microsoft.com/office/word/2023/wordml/word16du" xmlns:w16sdtdh="http://schemas.microsoft.com/office/word/2020/wordml/sdtdatahash" xmlns:w16sdtfl="http://schemas.microsoft.com/office/word/2024/wordml/sdtformatlock" xmlns:w16se="http://schemas.microsoft.com/office/word/2015/wordml/symex" xmlns:wpg="http://schemas.microsoft.com/office/word/2010/wordprocessingGroup" xmlns:wpi="http://schemas.microsoft.com/office/word/2010/wordprocessingInk" xmlns:wne="http://schemas.microsoft.com/office/word/2006/wordml" xmlns:wps="http://schemas.microsoft.com/office/word/2010/wordprocessingShape" mc:Ignorable="w14 w15 w16se w16cid w16 w16cex w16sdtdh w16sdtfl w16du wp14">
   <w:body>
     <w:p>
       <w:pPr>
         <w:spacing w:after="60" w:line="276" w:lineRule="auto"/>
         <w:jc w:val="center"/>
+        <w:rPr>
+          <w:sz w:val="28"/>
+          <w:szCs w:val="28"/>
+        </w:rPr>
       </w:pPr>
       <w:r>
         <w:rPr>
           <w:b/>
           <w:bCs/>
           <w:color w:val="000000"/>
+          <w:sz w:val="32"/>
+          <w:szCs w:val="32"/>
+        </w:rPr>
+        <w:t>Instrucciones de la Tarea</w:t>
+      </w:r>
+    </w:p>
+    <w:p>
+      <w:pPr>
+        <w:spacing w:after="60" w:line="276" w:lineRule="auto"/>
+        <w:jc w:val="center"/>
+        <w:rPr>
           <w:sz w:val="28"/>
           <w:szCs w:val="28"/>
         </w:rPr>
-        <w:t>Instrucciones de la Tarea:</w:t>
+      </w:pPr>
+      <w:r>
+        <w:rPr>
+          <w:i/>
+          <w:iCs/>
+          <w:color w:val="000000"/>
+          <w:sz w:val="28"/>
+          <w:szCs w:val="28"/>
+        </w:rPr>
+        <w:t>Tarea Stroop</w:t>
+      </w:r>
+    </w:p>
+    <w:p>
+      <w:pPr>
+        <w:spacing w:after="60" w:line="276" w:lineRule="auto"/>
+        <w:jc w:val="center"/>
+        <w:rPr>
+          <w:color w:val="000000"/>
+          <w:sz w:val="22"/>
+          <w:szCs w:val="22"/>
+        </w:rPr>
+      </w:pPr>
+      <w:r>
+        <w:rPr>
+          <w:color w:val="000000"/>
+          <w:sz w:val="22"/>
+          <w:szCs w:val="22"/>
+        </w:rPr>
+        <w:t>Investigación e Intervención desde las Neurociencias Aplicadas</w:t>
+      </w:r>
+      <w:r>
+        <w:t xml:space="preserve"> | </w:t>
+      </w:r>
+      <w:r>
+        <w:rPr>
+          <w:color w:val="000000"/>
+          <w:sz w:val="22"/>
+          <w:szCs w:val="22"/>
+        </w:rPr>
+        <w:t>2026-1</w:t>
       </w:r>
     </w:p>
     <w:p>
@@ -23,60 +77,11 @@
         <w:spacing w:after="60" w:line="276" w:lineRule="auto"/>
         <w:jc w:val="center"/>
       </w:pPr>
-      <w:r>
-        <w:rPr>
-          <w:i/>
-          <w:iCs/>
-          <w:color w:val="000000"/>
-          <w:sz w:val="26"/>
-          <w:szCs w:val="26"/>
-        </w:rPr>
-        <w:t xml:space="preserve">Tarea </w:t>
-      </w:r>
-      <w:proofErr w:type="spellStart"/>
-      <w:r>
-        <w:rPr>
-          <w:i/>
-          <w:iCs/>
-          <w:color w:val="000000"/>
-          <w:sz w:val="26"/>
-          <w:szCs w:val="26"/>
-        </w:rPr>
-        <w:t>Stroop</w:t>
-      </w:r>
-      <w:proofErr w:type="spellEnd"/>
-    </w:p>
-    <w:p>
-      <w:pPr>
-        <w:spacing w:after="60" w:line="276" w:lineRule="auto"/>
-        <w:jc w:val="center"/>
-      </w:pPr>
-      <w:r>
-        <w:rPr>
-          <w:color w:val="000000"/>
-          <w:sz w:val="22"/>
-          <w:szCs w:val="22"/>
-        </w:rPr>
-        <w:t>Investigación e Intervención desde las Neurociencias Aplicadas</w:t>
-      </w:r>
-    </w:p>
-    <w:p>
-      <w:pPr>
-        <w:spacing w:after="240" w:line="276" w:lineRule="auto"/>
-        <w:jc w:val="center"/>
-      </w:pPr>
-      <w:r>
-        <w:rPr>
-          <w:color w:val="000000"/>
-          <w:sz w:val="22"/>
-          <w:szCs w:val="22"/>
-        </w:rPr>
-        <w:t>2026-1</w:t>
-      </w:r>
     </w:p>
     <w:p>
       <w:pPr>
         <w:spacing w:after="80" w:line="276" w:lineRule="auto"/>
+        <w:jc w:val="both"/>
       </w:pPr>
       <w:r>
         <w:rPr>
@@ -128,6 +133,10 @@
       </w:r>
     </w:p>
     <w:p>
+      <w:pPr>
+        <w:spacing w:before="240"/>
+        <w:jc w:val="both"/>
+      </w:pPr>
       <w:r>
         <w:rPr>
           <w:b/>
@@ -140,6 +149,7 @@
     <w:p>
       <w:pPr>
         <w:spacing w:after="120"/>
+        <w:jc w:val="both"/>
       </w:pPr>
       <w:r>
         <w:rPr>
@@ -165,18 +175,8 @@
           <w:iCs/>
           <w:color w:val="000000"/>
         </w:rPr>
-        <w:t xml:space="preserve"> de la tarea </w:t>
-      </w:r>
-      <w:proofErr w:type="spellStart"/>
-      <w:r>
-        <w:rPr>
-          <w:i/>
-          <w:iCs/>
-          <w:color w:val="000000"/>
-        </w:rPr>
-        <w:t>Stroop</w:t>
-      </w:r>
-      <w:proofErr w:type="spellEnd"/>
+        <w:t xml:space="preserve"> de la tarea Stroop</w:t>
+      </w:r>
     </w:p>
     <w:tbl>
       <w:tblPr>
@@ -429,7 +429,25 @@
                 <w:sz w:val="22"/>
                 <w:szCs w:val="22"/>
               </w:rPr>
-              <w:t>inicio_practica</w:t>
+              <w:t>in</w:t>
+            </w:r>
+            <w:r>
+              <w:rPr>
+                <w:rFonts w:eastAsia="Courier New"/>
+                <w:color w:val="000000"/>
+                <w:sz w:val="22"/>
+                <w:szCs w:val="22"/>
+              </w:rPr>
+              <w:t>strucciones</w:t>
+            </w:r>
+            <w:r>
+              <w:rPr>
+                <w:rFonts w:eastAsia="Courier New"/>
+                <w:color w:val="000000"/>
+                <w:sz w:val="22"/>
+                <w:szCs w:val="22"/>
+              </w:rPr>
+              <w:t>_practica</w:t>
             </w:r>
             <w:proofErr w:type="spellEnd"/>
           </w:p>
@@ -608,6 +626,33 @@
               <w:t>feedback_practica</w:t>
             </w:r>
             <w:proofErr w:type="spellEnd"/>
+            <w:r>
+              <w:rPr>
+                <w:rFonts w:eastAsia="Courier New"/>
+                <w:color w:val="000000"/>
+                <w:sz w:val="22"/>
+                <w:szCs w:val="22"/>
+              </w:rPr>
+              <w:t xml:space="preserve"> (</w:t>
+            </w:r>
+            <w:r>
+              <w:rPr>
+                <w:rFonts w:eastAsia="Courier New"/>
+                <w:color w:val="000000"/>
+                <w:sz w:val="22"/>
+                <w:szCs w:val="22"/>
+              </w:rPr>
+              <w:t>×</w:t>
+            </w:r>
+            <w:r>
+              <w:rPr>
+                <w:rFonts w:eastAsia="Courier New"/>
+                <w:color w:val="000000"/>
+                <w:sz w:val="22"/>
+                <w:szCs w:val="22"/>
+              </w:rPr>
+              <w:t xml:space="preserve"> 8)</w:t>
+            </w:r>
           </w:p>
         </w:tc>
         <w:tc>
@@ -862,7 +907,6 @@
             </w:tcMar>
           </w:tcPr>
           <w:p>
-            <w:proofErr w:type="spellStart"/>
             <w:r>
               <w:rPr>
                 <w:rFonts w:eastAsia="Courier New"/>
@@ -870,9 +914,26 @@
                 <w:sz w:val="22"/>
                 <w:szCs w:val="22"/>
               </w:rPr>
-              <w:t>inicio_experimental</w:t>
-            </w:r>
-            <w:proofErr w:type="spellEnd"/>
+              <w:t>in</w:t>
+            </w:r>
+            <w:r>
+              <w:rPr>
+                <w:rFonts w:eastAsia="Courier New"/>
+                <w:color w:val="000000"/>
+                <w:sz w:val="22"/>
+                <w:szCs w:val="22"/>
+              </w:rPr>
+              <w:t>strucciones</w:t>
+            </w:r>
+            <w:r>
+              <w:rPr>
+                <w:rFonts w:eastAsia="Courier New"/>
+                <w:color w:val="000000"/>
+                <w:sz w:val="22"/>
+                <w:szCs w:val="22"/>
+              </w:rPr>
+              <w:t xml:space="preserve"> _experimental</w:t>
+            </w:r>
           </w:p>
         </w:tc>
         <w:tc>
@@ -1221,6 +1282,7 @@
     <w:p>
       <w:pPr>
         <w:spacing w:before="80" w:after="200"/>
+        <w:jc w:val="both"/>
       </w:pPr>
       <w:r>
         <w:rPr>
@@ -1316,6 +1378,7 @@
     <w:p>
       <w:pPr>
         <w:spacing w:before="360" w:after="120" w:line="276" w:lineRule="auto"/>
+        <w:jc w:val="both"/>
       </w:pPr>
       <w:r>
         <w:rPr>
@@ -1329,6 +1392,7 @@
     <w:p>
       <w:pPr>
         <w:spacing w:before="40" w:after="120" w:line="276" w:lineRule="auto"/>
+        <w:jc w:val="both"/>
       </w:pPr>
       <w:proofErr w:type="spellStart"/>
       <w:r>
@@ -1371,11 +1435,6 @@
         </w:rPr>
         <w:t xml:space="preserve">   |   Duración: Ilimitada   |   Avance: barra espaciadora</w:t>
       </w:r>
-    </w:p>
-    <w:p>
-      <w:pPr>
-        <w:spacing w:before="80"/>
-      </w:pPr>
     </w:p>
     <w:tbl>
       <w:tblPr>
@@ -1531,7 +1590,6 @@
               <w:spacing w:before="40" w:after="40"/>
               <w:ind w:left="720"/>
             </w:pPr>
-            <w:proofErr w:type="gramStart"/>
             <w:r>
               <w:rPr>
                 <w:b/>
@@ -1540,9 +1598,14 @@
                 <w:sz w:val="22"/>
                 <w:szCs w:val="22"/>
               </w:rPr>
-              <w:t>A  →</w:t>
-            </w:r>
-            <w:proofErr w:type="gramEnd"/>
+              <w:t>A  →  Rojo</w:t>
+            </w:r>
+          </w:p>
+          <w:p>
+            <w:pPr>
+              <w:spacing w:before="40" w:after="40"/>
+              <w:ind w:left="720"/>
+            </w:pPr>
             <w:r>
               <w:rPr>
                 <w:b/>
@@ -1551,7 +1614,7 @@
                 <w:sz w:val="22"/>
                 <w:szCs w:val="22"/>
               </w:rPr>
-              <w:t xml:space="preserve">  Rojo</w:t>
+              <w:t>S  →  Verde</w:t>
             </w:r>
           </w:p>
           <w:p>
@@ -1559,7 +1622,6 @@
               <w:spacing w:before="40" w:after="40"/>
               <w:ind w:left="720"/>
             </w:pPr>
-            <w:proofErr w:type="gramStart"/>
             <w:r>
               <w:rPr>
                 <w:b/>
@@ -1568,9 +1630,14 @@
                 <w:sz w:val="22"/>
                 <w:szCs w:val="22"/>
               </w:rPr>
-              <w:t>S  →</w:t>
-            </w:r>
-            <w:proofErr w:type="gramEnd"/>
+              <w:t>K  →  Amarillo</w:t>
+            </w:r>
+          </w:p>
+          <w:p>
+            <w:pPr>
+              <w:spacing w:before="40" w:after="40"/>
+              <w:ind w:left="720"/>
+            </w:pPr>
             <w:r>
               <w:rPr>
                 <w:b/>
@@ -1579,64 +1646,7 @@
                 <w:sz w:val="22"/>
                 <w:szCs w:val="22"/>
               </w:rPr>
-              <w:t xml:space="preserve">  Verde</w:t>
-            </w:r>
-          </w:p>
-          <w:p>
-            <w:pPr>
-              <w:spacing w:before="40" w:after="40"/>
-              <w:ind w:left="720"/>
-            </w:pPr>
-            <w:proofErr w:type="gramStart"/>
-            <w:r>
-              <w:rPr>
-                <w:b/>
-                <w:bCs/>
-                <w:color w:val="000000"/>
-                <w:sz w:val="22"/>
-                <w:szCs w:val="22"/>
-              </w:rPr>
-              <w:t>K  →</w:t>
-            </w:r>
-            <w:proofErr w:type="gramEnd"/>
-            <w:r>
-              <w:rPr>
-                <w:b/>
-                <w:bCs/>
-                <w:color w:val="000000"/>
-                <w:sz w:val="22"/>
-                <w:szCs w:val="22"/>
-              </w:rPr>
-              <w:t xml:space="preserve">  Amarillo</w:t>
-            </w:r>
-          </w:p>
-          <w:p>
-            <w:pPr>
-              <w:spacing w:before="40" w:after="40"/>
-              <w:ind w:left="720"/>
-            </w:pPr>
-            <w:proofErr w:type="gramStart"/>
-            <w:r>
-              <w:rPr>
-                <w:b/>
-                <w:bCs/>
-                <w:color w:val="000000"/>
-                <w:sz w:val="22"/>
-                <w:szCs w:val="22"/>
-              </w:rPr>
-              <w:lastRenderedPageBreak/>
-              <w:t>L  →</w:t>
-            </w:r>
-            <w:proofErr w:type="gramEnd"/>
-            <w:r>
-              <w:rPr>
-                <w:b/>
-                <w:bCs/>
-                <w:color w:val="000000"/>
-                <w:sz w:val="22"/>
-                <w:szCs w:val="22"/>
-              </w:rPr>
-              <w:t xml:space="preserve">  Azul</w:t>
+              <w:t>L  →  Azul</w:t>
             </w:r>
           </w:p>
           <w:p>
@@ -1680,12 +1690,11 @@
     </w:tbl>
     <w:p>
       <w:pPr>
-        <w:spacing w:before="100"/>
-      </w:pPr>
-    </w:p>
-    <w:p>
-      <w:pPr>
         <w:spacing w:before="100" w:after="60" w:line="276" w:lineRule="auto"/>
+        <w:jc w:val="both"/>
+        <w:rPr>
+          <w:lang w:val="en-US"/>
+        </w:rPr>
       </w:pPr>
       <w:r>
         <w:rPr>
@@ -1697,6 +1706,7 @@
           <w:sz w:val="20"/>
           <w:szCs w:val="20"/>
         </w:rPr>
+        <w:lastRenderedPageBreak/>
         <w:t xml:space="preserve">Nota técnica: </w:t>
       </w:r>
       <w:r>
@@ -1707,7 +1717,7 @@
           <w:sz w:val="20"/>
           <w:szCs w:val="20"/>
         </w:rPr>
-        <w:t xml:space="preserve">Componente Text, duración = infinita. Componente </w:t>
+        <w:t xml:space="preserve">Componente Text, duración = infinita. </w:t>
       </w:r>
       <w:proofErr w:type="spellStart"/>
       <w:r>
@@ -1717,8 +1727,9 @@
           <w:color w:val="444444"/>
           <w:sz w:val="20"/>
           <w:szCs w:val="20"/>
-        </w:rPr>
-        <w:t>Keyboard</w:t>
+          <w:lang w:val="en-US"/>
+        </w:rPr>
+        <w:t>Componente</w:t>
       </w:r>
       <w:proofErr w:type="spellEnd"/>
       <w:r>
@@ -1728,8 +1739,9 @@
           <w:color w:val="444444"/>
           <w:sz w:val="20"/>
           <w:szCs w:val="20"/>
-        </w:rPr>
-        <w:t xml:space="preserve">: </w:t>
+          <w:lang w:val="en-US"/>
+        </w:rPr>
+        <w:t xml:space="preserve"> Keyboard: </w:t>
       </w:r>
       <w:proofErr w:type="spellStart"/>
       <w:r>
@@ -1739,6 +1751,7 @@
           <w:color w:val="444444"/>
           <w:sz w:val="20"/>
           <w:szCs w:val="20"/>
+          <w:lang w:val="en-US"/>
         </w:rPr>
         <w:t>allowedKeys</w:t>
       </w:r>
@@ -1750,41 +1763,25 @@
           <w:color w:val="444444"/>
           <w:sz w:val="20"/>
           <w:szCs w:val="20"/>
-        </w:rPr>
-        <w:t xml:space="preserve"> = ['</w:t>
-      </w:r>
-      <w:proofErr w:type="spellStart"/>
-      <w:r>
-        <w:rPr>
-          <w:i/>
-          <w:iCs/>
-          <w:color w:val="444444"/>
-          <w:sz w:val="20"/>
-          <w:szCs w:val="20"/>
-        </w:rPr>
-        <w:t>space</w:t>
-      </w:r>
-      <w:proofErr w:type="spellEnd"/>
-      <w:r>
-        <w:rPr>
-          <w:i/>
-          <w:iCs/>
-          <w:color w:val="444444"/>
-          <w:sz w:val="20"/>
-          <w:szCs w:val="20"/>
-        </w:rPr>
-        <w:t>'].</w:t>
+          <w:lang w:val="en-US"/>
+        </w:rPr>
+        <w:t xml:space="preserve"> = ['space'].</w:t>
       </w:r>
     </w:p>
     <w:p>
       <w:pPr>
         <w:spacing w:before="360" w:after="120" w:line="276" w:lineRule="auto"/>
+        <w:jc w:val="both"/>
+        <w:rPr>
+          <w:lang w:val="en-US"/>
+        </w:rPr>
       </w:pPr>
       <w:r>
         <w:rPr>
           <w:b/>
           <w:bCs/>
           <w:color w:val="000000"/>
+          <w:lang w:val="en-US"/>
         </w:rPr>
         <w:t xml:space="preserve">2. </w:t>
       </w:r>
@@ -1794,14 +1791,34 @@
           <w:b/>
           <w:bCs/>
           <w:color w:val="000000"/>
-        </w:rPr>
-        <w:t>inicio_practica</w:t>
+          <w:lang w:val="en-US"/>
+        </w:rPr>
+        <w:t>in</w:t>
+      </w:r>
+      <w:r>
+        <w:rPr>
+          <w:b/>
+          <w:bCs/>
+          <w:color w:val="000000"/>
+          <w:lang w:val="en-US"/>
+        </w:rPr>
+        <w:t>strucciones</w:t>
+      </w:r>
+      <w:r>
+        <w:rPr>
+          <w:b/>
+          <w:bCs/>
+          <w:color w:val="000000"/>
+          <w:lang w:val="en-US"/>
+        </w:rPr>
+        <w:t>_practica</w:t>
       </w:r>
       <w:proofErr w:type="spellEnd"/>
     </w:p>
     <w:p>
       <w:pPr>
         <w:spacing w:before="40" w:after="120" w:line="276" w:lineRule="auto"/>
+        <w:jc w:val="both"/>
       </w:pPr>
       <w:proofErr w:type="spellStart"/>
       <w:r>
@@ -1833,24 +1850,28 @@
           <w:sz w:val="22"/>
           <w:szCs w:val="22"/>
         </w:rPr>
-        <w:t>inicio_practica</w:t>
-      </w:r>
-      <w:proofErr w:type="spellEnd"/>
-      <w:r>
-        <w:rPr>
-          <w:i/>
-          <w:iCs/>
+        <w:t>instrucciones</w:t>
+      </w:r>
+      <w:r>
+        <w:rPr>
+          <w:rFonts w:eastAsia="Courier New"/>
           <w:color w:val="000000"/>
           <w:sz w:val="22"/>
           <w:szCs w:val="22"/>
         </w:rPr>
+        <w:t>_practica</w:t>
+      </w:r>
+      <w:proofErr w:type="spellEnd"/>
+      <w:r>
+        <w:rPr>
+          <w:i/>
+          <w:iCs/>
+          <w:color w:val="000000"/>
+          <w:sz w:val="22"/>
+          <w:szCs w:val="22"/>
+        </w:rPr>
         <w:t xml:space="preserve">   |   Duración: Ilimitada   |   Avance: barra espaciadora</w:t>
       </w:r>
-    </w:p>
-    <w:p>
-      <w:pPr>
-        <w:spacing w:before="80"/>
-      </w:pPr>
     </w:p>
     <w:tbl>
       <w:tblPr>
@@ -1900,25 +1921,7 @@
                 <w:sz w:val="22"/>
                 <w:szCs w:val="22"/>
               </w:rPr>
-              <w:t xml:space="preserve">A </w:t>
-            </w:r>
-            <w:proofErr w:type="gramStart"/>
-            <w:r>
-              <w:rPr>
-                <w:color w:val="000000"/>
-                <w:sz w:val="22"/>
-                <w:szCs w:val="22"/>
-              </w:rPr>
-              <w:t>continuación</w:t>
-            </w:r>
-            <w:proofErr w:type="gramEnd"/>
-            <w:r>
-              <w:rPr>
-                <w:color w:val="000000"/>
-                <w:sz w:val="22"/>
-                <w:szCs w:val="22"/>
-              </w:rPr>
-              <w:t xml:space="preserve"> realizarás algunos ensayos de práctica.</w:t>
+              <w:t>A continuación realizarás algunos ensayos de práctica.</w:t>
             </w:r>
           </w:p>
           <w:p>
@@ -1949,7 +1952,6 @@
               <w:spacing w:before="40" w:after="40"/>
               <w:ind w:left="720"/>
             </w:pPr>
-            <w:proofErr w:type="gramStart"/>
             <w:r>
               <w:rPr>
                 <w:b/>
@@ -1958,9 +1960,14 @@
                 <w:sz w:val="22"/>
                 <w:szCs w:val="22"/>
               </w:rPr>
-              <w:t>A  →</w:t>
-            </w:r>
-            <w:proofErr w:type="gramEnd"/>
+              <w:t>A  →  Rojo</w:t>
+            </w:r>
+          </w:p>
+          <w:p>
+            <w:pPr>
+              <w:spacing w:before="40" w:after="40"/>
+              <w:ind w:left="720"/>
+            </w:pPr>
             <w:r>
               <w:rPr>
                 <w:b/>
@@ -1969,7 +1976,7 @@
                 <w:sz w:val="22"/>
                 <w:szCs w:val="22"/>
               </w:rPr>
-              <w:t xml:space="preserve">  Rojo</w:t>
+              <w:t>S  →  Verde</w:t>
             </w:r>
           </w:p>
           <w:p>
@@ -1977,7 +1984,6 @@
               <w:spacing w:before="40" w:after="40"/>
               <w:ind w:left="720"/>
             </w:pPr>
-            <w:proofErr w:type="gramStart"/>
             <w:r>
               <w:rPr>
                 <w:b/>
@@ -1986,9 +1992,14 @@
                 <w:sz w:val="22"/>
                 <w:szCs w:val="22"/>
               </w:rPr>
-              <w:t>S  →</w:t>
-            </w:r>
-            <w:proofErr w:type="gramEnd"/>
+              <w:t>K  →  Amarillo</w:t>
+            </w:r>
+          </w:p>
+          <w:p>
+            <w:pPr>
+              <w:spacing w:before="40" w:after="40"/>
+              <w:ind w:left="720"/>
+            </w:pPr>
             <w:r>
               <w:rPr>
                 <w:b/>
@@ -1997,63 +2008,7 @@
                 <w:sz w:val="22"/>
                 <w:szCs w:val="22"/>
               </w:rPr>
-              <w:t xml:space="preserve">  Verde</w:t>
-            </w:r>
-          </w:p>
-          <w:p>
-            <w:pPr>
-              <w:spacing w:before="40" w:after="40"/>
-              <w:ind w:left="720"/>
-            </w:pPr>
-            <w:proofErr w:type="gramStart"/>
-            <w:r>
-              <w:rPr>
-                <w:b/>
-                <w:bCs/>
-                <w:color w:val="000000"/>
-                <w:sz w:val="22"/>
-                <w:szCs w:val="22"/>
-              </w:rPr>
-              <w:t>K  →</w:t>
-            </w:r>
-            <w:proofErr w:type="gramEnd"/>
-            <w:r>
-              <w:rPr>
-                <w:b/>
-                <w:bCs/>
-                <w:color w:val="000000"/>
-                <w:sz w:val="22"/>
-                <w:szCs w:val="22"/>
-              </w:rPr>
-              <w:t xml:space="preserve">  Amarillo</w:t>
-            </w:r>
-          </w:p>
-          <w:p>
-            <w:pPr>
-              <w:spacing w:before="40" w:after="40"/>
-              <w:ind w:left="720"/>
-            </w:pPr>
-            <w:proofErr w:type="gramStart"/>
-            <w:r>
-              <w:rPr>
-                <w:b/>
-                <w:bCs/>
-                <w:color w:val="000000"/>
-                <w:sz w:val="22"/>
-                <w:szCs w:val="22"/>
-              </w:rPr>
-              <w:t>L  →</w:t>
-            </w:r>
-            <w:proofErr w:type="gramEnd"/>
-            <w:r>
-              <w:rPr>
-                <w:b/>
-                <w:bCs/>
-                <w:color w:val="000000"/>
-                <w:sz w:val="22"/>
-                <w:szCs w:val="22"/>
-              </w:rPr>
-              <w:t xml:space="preserve">  Azul</w:t>
+              <w:t>L  →  Azul</w:t>
             </w:r>
           </w:p>
           <w:p>
@@ -2097,12 +2052,11 @@
     </w:tbl>
     <w:p>
       <w:pPr>
-        <w:spacing w:before="100"/>
-      </w:pPr>
-    </w:p>
-    <w:p>
-      <w:pPr>
         <w:spacing w:before="100" w:after="60" w:line="276" w:lineRule="auto"/>
+        <w:jc w:val="both"/>
+        <w:rPr>
+          <w:lang w:val="en-US"/>
+        </w:rPr>
       </w:pPr>
       <w:r>
         <w:rPr>
@@ -2124,7 +2078,7 @@
           <w:sz w:val="20"/>
           <w:szCs w:val="20"/>
         </w:rPr>
-        <w:t xml:space="preserve">Componente Text, duración = infinita. Componente </w:t>
+        <w:t xml:space="preserve">Componente Text, duración = infinita. </w:t>
       </w:r>
       <w:proofErr w:type="spellStart"/>
       <w:r>
@@ -2134,8 +2088,9 @@
           <w:color w:val="444444"/>
           <w:sz w:val="20"/>
           <w:szCs w:val="20"/>
-        </w:rPr>
-        <w:t>Keyboard</w:t>
+          <w:lang w:val="en-US"/>
+        </w:rPr>
+        <w:t>Componente</w:t>
       </w:r>
       <w:proofErr w:type="spellEnd"/>
       <w:r>
@@ -2145,8 +2100,9 @@
           <w:color w:val="444444"/>
           <w:sz w:val="20"/>
           <w:szCs w:val="20"/>
-        </w:rPr>
-        <w:t xml:space="preserve">: </w:t>
+          <w:lang w:val="en-US"/>
+        </w:rPr>
+        <w:t xml:space="preserve"> Keyboard: </w:t>
       </w:r>
       <w:proofErr w:type="spellStart"/>
       <w:r>
@@ -2156,6 +2112,7 @@
           <w:color w:val="444444"/>
           <w:sz w:val="20"/>
           <w:szCs w:val="20"/>
+          <w:lang w:val="en-US"/>
         </w:rPr>
         <w:t>allowedKeys</w:t>
       </w:r>
@@ -2167,41 +2124,25 @@
           <w:color w:val="444444"/>
           <w:sz w:val="20"/>
           <w:szCs w:val="20"/>
-        </w:rPr>
-        <w:t xml:space="preserve"> = ['</w:t>
-      </w:r>
-      <w:proofErr w:type="spellStart"/>
-      <w:r>
-        <w:rPr>
-          <w:i/>
-          <w:iCs/>
-          <w:color w:val="444444"/>
-          <w:sz w:val="20"/>
-          <w:szCs w:val="20"/>
-        </w:rPr>
-        <w:t>space</w:t>
-      </w:r>
-      <w:proofErr w:type="spellEnd"/>
-      <w:r>
-        <w:rPr>
-          <w:i/>
-          <w:iCs/>
-          <w:color w:val="444444"/>
-          <w:sz w:val="20"/>
-          <w:szCs w:val="20"/>
-        </w:rPr>
-        <w:t>'].</w:t>
+          <w:lang w:val="en-US"/>
+        </w:rPr>
+        <w:t xml:space="preserve"> = ['space'].</w:t>
       </w:r>
     </w:p>
     <w:p>
       <w:pPr>
         <w:spacing w:before="360" w:after="120" w:line="276" w:lineRule="auto"/>
+        <w:jc w:val="both"/>
+        <w:rPr>
+          <w:lang w:val="en-US"/>
+        </w:rPr>
       </w:pPr>
       <w:r>
         <w:rPr>
           <w:b/>
           <w:bCs/>
           <w:color w:val="000000"/>
+          <w:lang w:val="en-US"/>
         </w:rPr>
         <w:t xml:space="preserve">3. </w:t>
       </w:r>
@@ -2211,6 +2152,7 @@
           <w:b/>
           <w:bCs/>
           <w:color w:val="000000"/>
+          <w:lang w:val="en-US"/>
         </w:rPr>
         <w:t>feedback_practica</w:t>
       </w:r>
@@ -2219,6 +2161,7 @@
     <w:p>
       <w:pPr>
         <w:spacing w:before="40" w:after="120" w:line="276" w:lineRule="auto"/>
+        <w:jc w:val="both"/>
       </w:pPr>
       <w:proofErr w:type="spellStart"/>
       <w:r>
@@ -2263,11 +2206,6 @@
         </w:rPr>
         <w:t xml:space="preserve">   |   Duración: 1 segundo   |   Avance: automático</w:t>
       </w:r>
-    </w:p>
-    <w:p>
-      <w:pPr>
-        <w:spacing w:before="80"/>
-      </w:pPr>
     </w:p>
     <w:tbl>
       <w:tblPr>
@@ -2361,12 +2299,8 @@
     </w:tbl>
     <w:p>
       <w:pPr>
-        <w:spacing w:before="100"/>
-      </w:pPr>
-    </w:p>
-    <w:p>
-      <w:pPr>
         <w:spacing w:before="100" w:after="60" w:line="276" w:lineRule="auto"/>
+        <w:jc w:val="both"/>
       </w:pPr>
       <w:r>
         <w:rPr>
@@ -2388,7 +2322,7 @@
           <w:sz w:val="20"/>
           <w:szCs w:val="20"/>
         </w:rPr>
-        <w:t xml:space="preserve">Componente </w:t>
+        <w:t xml:space="preserve">Componente Code en Begin </w:t>
       </w:r>
       <w:proofErr w:type="spellStart"/>
       <w:r>
@@ -2399,7 +2333,7 @@
           <w:sz w:val="20"/>
           <w:szCs w:val="20"/>
         </w:rPr>
-        <w:t>Code</w:t>
+        <w:t>Routine</w:t>
       </w:r>
       <w:proofErr w:type="spellEnd"/>
       <w:r>
@@ -2410,7 +2344,7 @@
           <w:sz w:val="20"/>
           <w:szCs w:val="20"/>
         </w:rPr>
-        <w:t xml:space="preserve"> en Begin </w:t>
+        <w:t xml:space="preserve">: evaluar </w:t>
       </w:r>
       <w:proofErr w:type="spellStart"/>
       <w:r>
@@ -2421,43 +2355,9 @@
           <w:sz w:val="20"/>
           <w:szCs w:val="20"/>
         </w:rPr>
-        <w:t>Routine</w:t>
+        <w:t>key_resp_practice.corr</w:t>
       </w:r>
       <w:proofErr w:type="spellEnd"/>
-      <w:r>
-        <w:rPr>
-          <w:i/>
-          <w:iCs/>
-          <w:color w:val="444444"/>
-          <w:sz w:val="20"/>
-          <w:szCs w:val="20"/>
-        </w:rPr>
-        <w:t xml:space="preserve">: evaluar </w:t>
-      </w:r>
-      <w:proofErr w:type="spellStart"/>
-      <w:r>
-        <w:rPr>
-          <w:i/>
-          <w:iCs/>
-          <w:color w:val="444444"/>
-          <w:sz w:val="20"/>
-          <w:szCs w:val="20"/>
-        </w:rPr>
-        <w:t>key_resp_</w:t>
-      </w:r>
-      <w:proofErr w:type="gramStart"/>
-      <w:r>
-        <w:rPr>
-          <w:i/>
-          <w:iCs/>
-          <w:color w:val="444444"/>
-          <w:sz w:val="20"/>
-          <w:szCs w:val="20"/>
-        </w:rPr>
-        <w:t>practice.corr</w:t>
-      </w:r>
-      <w:proofErr w:type="spellEnd"/>
-      <w:proofErr w:type="gramEnd"/>
       <w:r>
         <w:rPr>
           <w:i/>
@@ -2560,6 +2460,7 @@
     <w:p>
       <w:pPr>
         <w:spacing w:before="360" w:after="120" w:line="276" w:lineRule="auto"/>
+        <w:jc w:val="both"/>
       </w:pPr>
       <w:r>
         <w:rPr>
@@ -2583,6 +2484,7 @@
     <w:p>
       <w:pPr>
         <w:spacing w:before="40" w:after="120" w:line="276" w:lineRule="auto"/>
+        <w:jc w:val="both"/>
       </w:pPr>
       <w:proofErr w:type="spellStart"/>
       <w:r>
@@ -2593,7 +2495,6 @@
           <w:sz w:val="22"/>
           <w:szCs w:val="22"/>
         </w:rPr>
-        <w:lastRenderedPageBreak/>
         <w:t>Routine</w:t>
       </w:r>
       <w:proofErr w:type="spellEnd"/>
@@ -2628,11 +2529,6 @@
         </w:rPr>
         <w:t xml:space="preserve">   |   Duración: 5 segundos   |   Avance: automático</w:t>
       </w:r>
-    </w:p>
-    <w:p>
-      <w:pPr>
-        <w:spacing w:before="80"/>
-      </w:pPr>
     </w:p>
     <w:tbl>
       <w:tblPr>
@@ -2705,25 +2601,7 @@
                 <w:sz w:val="22"/>
                 <w:szCs w:val="22"/>
               </w:rPr>
-              <w:t xml:space="preserve">A </w:t>
-            </w:r>
-            <w:proofErr w:type="gramStart"/>
-            <w:r>
-              <w:rPr>
-                <w:color w:val="000000"/>
-                <w:sz w:val="22"/>
-                <w:szCs w:val="22"/>
-              </w:rPr>
-              <w:t>continuación</w:t>
-            </w:r>
-            <w:proofErr w:type="gramEnd"/>
-            <w:r>
-              <w:rPr>
-                <w:color w:val="000000"/>
-                <w:sz w:val="22"/>
-                <w:szCs w:val="22"/>
-              </w:rPr>
-              <w:t xml:space="preserve"> comenzará el bloque experimental.</w:t>
+              <w:t>A continuación comenzará el bloque experimental.</w:t>
             </w:r>
           </w:p>
           <w:p>
@@ -2741,6 +2619,7 @@
                 <w:sz w:val="22"/>
                 <w:szCs w:val="22"/>
               </w:rPr>
+              <w:lastRenderedPageBreak/>
               <w:t>Ya no recibirás retroalimentación sobre tus respuestas.</w:t>
             </w:r>
           </w:p>
@@ -2749,12 +2628,8 @@
     </w:tbl>
     <w:p>
       <w:pPr>
-        <w:spacing w:before="100"/>
-      </w:pPr>
-    </w:p>
-    <w:p>
-      <w:pPr>
         <w:spacing w:before="100" w:after="60" w:line="276" w:lineRule="auto"/>
+        <w:jc w:val="both"/>
       </w:pPr>
       <w:r>
         <w:rPr>
@@ -2766,6 +2641,7 @@
           <w:sz w:val="20"/>
           <w:szCs w:val="20"/>
         </w:rPr>
+        <w:lastRenderedPageBreak/>
         <w:t xml:space="preserve">Nota técnica: </w:t>
       </w:r>
       <w:r>
@@ -2804,6 +2680,7 @@
     <w:p>
       <w:pPr>
         <w:spacing w:before="360" w:after="120" w:line="276" w:lineRule="auto"/>
+        <w:jc w:val="both"/>
       </w:pPr>
       <w:r>
         <w:rPr>
@@ -2817,6 +2694,7 @@
     <w:p>
       <w:pPr>
         <w:spacing w:before="40" w:after="120" w:line="276" w:lineRule="auto"/>
+        <w:jc w:val="both"/>
       </w:pPr>
       <w:proofErr w:type="spellStart"/>
       <w:r>
@@ -2869,11 +2747,6 @@
         </w:rPr>
         <w:t xml:space="preserve">  |   Duración: 60 segundos   |   Avance: automático</w:t>
       </w:r>
-    </w:p>
-    <w:p>
-      <w:pPr>
-        <w:spacing w:before="80"/>
-      </w:pPr>
     </w:p>
     <w:tbl>
       <w:tblPr>
@@ -2949,12 +2822,8 @@
     </w:tbl>
     <w:p>
       <w:pPr>
-        <w:spacing w:before="100"/>
-      </w:pPr>
-    </w:p>
-    <w:p>
-      <w:pPr>
         <w:spacing w:before="100" w:after="60" w:line="276" w:lineRule="auto"/>
+        <w:jc w:val="both"/>
       </w:pPr>
       <w:r>
         <w:rPr>
@@ -3004,6 +2873,7 @@
     <w:p>
       <w:pPr>
         <w:spacing w:before="360" w:after="120" w:line="276" w:lineRule="auto"/>
+        <w:jc w:val="both"/>
       </w:pPr>
       <w:r>
         <w:rPr>
@@ -3020,13 +2890,30 @@
           <w:bCs/>
           <w:color w:val="000000"/>
         </w:rPr>
-        <w:t>inicio_experimental</w:t>
+        <w:t>in</w:t>
+      </w:r>
+      <w:r>
+        <w:rPr>
+          <w:b/>
+          <w:bCs/>
+          <w:color w:val="000000"/>
+        </w:rPr>
+        <w:t>strucciones</w:t>
+      </w:r>
+      <w:r>
+        <w:rPr>
+          <w:b/>
+          <w:bCs/>
+          <w:color w:val="000000"/>
+        </w:rPr>
+        <w:t>_experimental</w:t>
       </w:r>
       <w:proofErr w:type="spellEnd"/>
     </w:p>
     <w:p>
       <w:pPr>
         <w:spacing w:before="40" w:after="120" w:line="276" w:lineRule="auto"/>
+        <w:jc w:val="both"/>
       </w:pPr>
       <w:proofErr w:type="spellStart"/>
       <w:r>
@@ -3058,34 +2945,47 @@
           <w:sz w:val="22"/>
           <w:szCs w:val="22"/>
         </w:rPr>
-        <w:t>inicio_experimental</w:t>
-      </w:r>
-      <w:proofErr w:type="spellEnd"/>
-      <w:r>
-        <w:rPr>
-          <w:i/>
-          <w:iCs/>
+        <w:t>in</w:t>
+      </w:r>
+      <w:r>
+        <w:rPr>
+          <w:rFonts w:eastAsia="Courier New"/>
           <w:color w:val="000000"/>
           <w:sz w:val="22"/>
           <w:szCs w:val="22"/>
         </w:rPr>
-        <w:t xml:space="preserve">   </w:t>
-      </w:r>
-      <w:r>
-        <w:rPr>
-          <w:i/>
-          <w:iCs/>
+        <w:t>strucciones</w:t>
+      </w:r>
+      <w:r>
+        <w:rPr>
+          <w:rFonts w:eastAsia="Courier New"/>
           <w:color w:val="000000"/>
           <w:sz w:val="22"/>
           <w:szCs w:val="22"/>
         </w:rPr>
+        <w:t>_experimental</w:t>
+      </w:r>
+      <w:proofErr w:type="spellEnd"/>
+      <w:r>
+        <w:rPr>
+          <w:i/>
+          <w:iCs/>
+          <w:color w:val="000000"/>
+          <w:sz w:val="22"/>
+          <w:szCs w:val="22"/>
+        </w:rPr>
+        <w:t xml:space="preserve">   </w:t>
+      </w:r>
+      <w:r>
+        <w:rPr>
+          <w:i/>
+          <w:iCs/>
+          <w:color w:val="000000"/>
+          <w:sz w:val="22"/>
+          <w:szCs w:val="22"/>
+        </w:rPr>
         <w:t>|   Duración: Ilimitada   |   Avance: barra espaciadora</w:t>
       </w:r>
-    </w:p>
-    <w:p>
-      <w:pPr>
-        <w:spacing w:before="80"/>
-      </w:pPr>
     </w:p>
     <w:tbl>
       <w:tblPr>
@@ -3148,7 +3048,6 @@
               <w:spacing w:before="40" w:after="40"/>
               <w:ind w:left="720"/>
             </w:pPr>
-            <w:proofErr w:type="gramStart"/>
             <w:r>
               <w:rPr>
                 <w:b/>
@@ -3157,9 +3056,14 @@
                 <w:sz w:val="22"/>
                 <w:szCs w:val="22"/>
               </w:rPr>
-              <w:t>A  →</w:t>
-            </w:r>
-            <w:proofErr w:type="gramEnd"/>
+              <w:t>A  →  Rojo</w:t>
+            </w:r>
+          </w:p>
+          <w:p>
+            <w:pPr>
+              <w:spacing w:before="40" w:after="40"/>
+              <w:ind w:left="720"/>
+            </w:pPr>
             <w:r>
               <w:rPr>
                 <w:b/>
@@ -3168,7 +3072,7 @@
                 <w:sz w:val="22"/>
                 <w:szCs w:val="22"/>
               </w:rPr>
-              <w:t xml:space="preserve">  Rojo</w:t>
+              <w:t>S  →  Verde</w:t>
             </w:r>
           </w:p>
           <w:p>
@@ -3176,7 +3080,6 @@
               <w:spacing w:before="40" w:after="40"/>
               <w:ind w:left="720"/>
             </w:pPr>
-            <w:proofErr w:type="gramStart"/>
             <w:r>
               <w:rPr>
                 <w:b/>
@@ -3185,9 +3088,14 @@
                 <w:sz w:val="22"/>
                 <w:szCs w:val="22"/>
               </w:rPr>
-              <w:t>S  →</w:t>
-            </w:r>
-            <w:proofErr w:type="gramEnd"/>
+              <w:t>K  →  Amarillo</w:t>
+            </w:r>
+          </w:p>
+          <w:p>
+            <w:pPr>
+              <w:spacing w:before="40" w:after="40"/>
+              <w:ind w:left="720"/>
+            </w:pPr>
             <w:r>
               <w:rPr>
                 <w:b/>
@@ -3196,63 +3104,7 @@
                 <w:sz w:val="22"/>
                 <w:szCs w:val="22"/>
               </w:rPr>
-              <w:t xml:space="preserve">  Verde</w:t>
-            </w:r>
-          </w:p>
-          <w:p>
-            <w:pPr>
-              <w:spacing w:before="40" w:after="40"/>
-              <w:ind w:left="720"/>
-            </w:pPr>
-            <w:proofErr w:type="gramStart"/>
-            <w:r>
-              <w:rPr>
-                <w:b/>
-                <w:bCs/>
-                <w:color w:val="000000"/>
-                <w:sz w:val="22"/>
-                <w:szCs w:val="22"/>
-              </w:rPr>
-              <w:t>K  →</w:t>
-            </w:r>
-            <w:proofErr w:type="gramEnd"/>
-            <w:r>
-              <w:rPr>
-                <w:b/>
-                <w:bCs/>
-                <w:color w:val="000000"/>
-                <w:sz w:val="22"/>
-                <w:szCs w:val="22"/>
-              </w:rPr>
-              <w:t xml:space="preserve">  Amarillo</w:t>
-            </w:r>
-          </w:p>
-          <w:p>
-            <w:pPr>
-              <w:spacing w:before="40" w:after="40"/>
-              <w:ind w:left="720"/>
-            </w:pPr>
-            <w:proofErr w:type="gramStart"/>
-            <w:r>
-              <w:rPr>
-                <w:b/>
-                <w:bCs/>
-                <w:color w:val="000000"/>
-                <w:sz w:val="22"/>
-                <w:szCs w:val="22"/>
-              </w:rPr>
-              <w:t>L  →</w:t>
-            </w:r>
-            <w:proofErr w:type="gramEnd"/>
-            <w:r>
-              <w:rPr>
-                <w:b/>
-                <w:bCs/>
-                <w:color w:val="000000"/>
-                <w:sz w:val="22"/>
-                <w:szCs w:val="22"/>
-              </w:rPr>
-              <w:t xml:space="preserve">  Azul</w:t>
+              <w:t>L  →  Azul</w:t>
             </w:r>
           </w:p>
           <w:p>
@@ -3296,12 +3148,11 @@
     </w:tbl>
     <w:p>
       <w:pPr>
-        <w:spacing w:before="100"/>
-      </w:pPr>
-    </w:p>
-    <w:p>
-      <w:pPr>
         <w:spacing w:before="100" w:after="60" w:line="276" w:lineRule="auto"/>
+        <w:jc w:val="both"/>
+        <w:rPr>
+          <w:lang w:val="en-US"/>
+        </w:rPr>
       </w:pPr>
       <w:r>
         <w:rPr>
@@ -3323,7 +3174,7 @@
           <w:sz w:val="20"/>
           <w:szCs w:val="20"/>
         </w:rPr>
-        <w:t xml:space="preserve">Componente Text, duración = infinita. Componente </w:t>
+        <w:t xml:space="preserve">Componente Text, duración = infinita. </w:t>
       </w:r>
       <w:proofErr w:type="spellStart"/>
       <w:r>
@@ -3333,8 +3184,9 @@
           <w:color w:val="444444"/>
           <w:sz w:val="20"/>
           <w:szCs w:val="20"/>
-        </w:rPr>
-        <w:t>Keyboard</w:t>
+          <w:lang w:val="en-US"/>
+        </w:rPr>
+        <w:t>Componente</w:t>
       </w:r>
       <w:proofErr w:type="spellEnd"/>
       <w:r>
@@ -3344,8 +3196,9 @@
           <w:color w:val="444444"/>
           <w:sz w:val="20"/>
           <w:szCs w:val="20"/>
-        </w:rPr>
-        <w:t xml:space="preserve">: </w:t>
+          <w:lang w:val="en-US"/>
+        </w:rPr>
+        <w:t xml:space="preserve"> Keyboard: </w:t>
       </w:r>
       <w:proofErr w:type="spellStart"/>
       <w:r>
@@ -3355,6 +3208,7 @@
           <w:color w:val="444444"/>
           <w:sz w:val="20"/>
           <w:szCs w:val="20"/>
+          <w:lang w:val="en-US"/>
         </w:rPr>
         <w:t>allowedKeys</w:t>
       </w:r>
@@ -3366,41 +3220,25 @@
           <w:color w:val="444444"/>
           <w:sz w:val="20"/>
           <w:szCs w:val="20"/>
-        </w:rPr>
-        <w:t xml:space="preserve"> = ['</w:t>
-      </w:r>
-      <w:proofErr w:type="spellStart"/>
-      <w:r>
-        <w:rPr>
-          <w:i/>
-          <w:iCs/>
-          <w:color w:val="444444"/>
-          <w:sz w:val="20"/>
-          <w:szCs w:val="20"/>
-        </w:rPr>
-        <w:t>space</w:t>
-      </w:r>
-      <w:proofErr w:type="spellEnd"/>
-      <w:r>
-        <w:rPr>
-          <w:i/>
-          <w:iCs/>
-          <w:color w:val="444444"/>
-          <w:sz w:val="20"/>
-          <w:szCs w:val="20"/>
-        </w:rPr>
-        <w:t>'].</w:t>
+          <w:lang w:val="en-US"/>
+        </w:rPr>
+        <w:t xml:space="preserve"> = ['space'].</w:t>
       </w:r>
     </w:p>
     <w:p>
       <w:pPr>
         <w:spacing w:before="360" w:after="120" w:line="276" w:lineRule="auto"/>
+        <w:jc w:val="both"/>
+        <w:rPr>
+          <w:lang w:val="en-US"/>
+        </w:rPr>
       </w:pPr>
       <w:r>
         <w:rPr>
           <w:b/>
           <w:bCs/>
           <w:color w:val="000000"/>
+          <w:lang w:val="en-US"/>
         </w:rPr>
         <w:t xml:space="preserve">7. </w:t>
       </w:r>
@@ -3410,6 +3248,7 @@
           <w:b/>
           <w:bCs/>
           <w:color w:val="000000"/>
+          <w:lang w:val="en-US"/>
         </w:rPr>
         <w:t>fin_experimento</w:t>
       </w:r>
@@ -3418,6 +3257,7 @@
     <w:p>
       <w:pPr>
         <w:spacing w:before="40" w:after="120" w:line="276" w:lineRule="auto"/>
+        <w:jc w:val="both"/>
       </w:pPr>
       <w:proofErr w:type="spellStart"/>
       <w:r>
@@ -3472,11 +3312,6 @@
         </w:rPr>
         <w:t>|   Duración: 5 segundos   |   Avance: automático</w:t>
       </w:r>
-    </w:p>
-    <w:p>
-      <w:pPr>
-        <w:spacing w:before="80"/>
-      </w:pPr>
     </w:p>
     <w:tbl>
       <w:tblPr>
@@ -3526,7 +3361,6 @@
                 <w:sz w:val="22"/>
                 <w:szCs w:val="22"/>
               </w:rPr>
-              <w:lastRenderedPageBreak/>
               <w:t>La tarea ha finalizado.</w:t>
             </w:r>
           </w:p>
@@ -3553,12 +3387,8 @@
     </w:tbl>
     <w:p>
       <w:pPr>
-        <w:spacing w:before="100"/>
-      </w:pPr>
-    </w:p>
-    <w:p>
-      <w:pPr>
         <w:spacing w:before="100" w:after="60" w:line="276" w:lineRule="auto"/>
+        <w:jc w:val="both"/>
       </w:pPr>
       <w:r>
         <w:rPr>
@@ -3617,7 +3447,7 @@
 </file>
 
 <file path=word/endnotes.xml><?xml version="1.0" encoding="utf-8"?>
-<w:endnotes xmlns:wpc="http://schemas.microsoft.com/office/word/2010/wordprocessingCanvas" xmlns:cx="http://schemas.microsoft.com/office/drawing/2014/chartex" xmlns:cx1="http://schemas.microsoft.com/office/drawing/2015/9/8/chartex" xmlns:cx2="http://schemas.microsoft.com/office/drawing/2015/10/21/chartex" xmlns:cx3="http://schemas.microsoft.com/office/drawing/2016/5/9/chartex" xmlns:cx4="http://schemas.microsoft.com/office/drawing/2016/5/10/chartex" xmlns:cx5="http://schemas.microsoft.com/office/drawing/2016/5/11/chartex" xmlns:cx6="http://schemas.microsoft.com/office/drawing/2016/5/12/chartex" xmlns:cx7="http://schemas.microsoft.com/office/drawing/2016/5/13/chartex" xmlns:cx8="http://schemas.microsoft.com/office/drawing/2016/5/14/chartex" xmlns:mc="http://schemas.openxmlformats.org/markup-compatibility/2006" xmlns:aink="http://schemas.microsoft.com/office/drawing/2016/ink" xmlns:am3d="http://schemas.microsoft.com/office/drawing/2017/model3d" xmlns:o="urn:schemas-microsoft-com:office:office" xmlns:oel="http://schemas.microsoft.com/office/2019/extlst" xmlns:r="http://schemas.openxmlformats.org/officeDocument/2006/relationships" xmlns:m="http://schemas.openxmlformats.org/officeDocument/2006/math" xmlns:v="urn:schemas-microsoft-com:vml" xmlns:wp14="http://schemas.microsoft.com/office/word/2010/wordprocessingDrawing" xmlns:wp="http://schemas.openxmlformats.org/drawingml/2006/wordprocessingDrawing" xmlns:w10="urn:schemas-microsoft-com:office:word" xmlns:w="http://schemas.openxmlformats.org/wordprocessingml/2006/main" xmlns:w14="http://schemas.microsoft.com/office/word/2010/wordml" xmlns:w15="http://schemas.microsoft.com/office/word/2012/wordml" xmlns:w16cex="http://schemas.microsoft.com/office/word/2018/wordml/cex" xmlns:w16cid="http://schemas.microsoft.com/office/word/2016/wordml/cid" xmlns:w16="http://schemas.microsoft.com/office/word/2018/wordml" xmlns:w16sdtdh="http://schemas.microsoft.com/office/word/2020/wordml/sdtdatahash" xmlns:w16se="http://schemas.microsoft.com/office/word/2015/wordml/symex" xmlns:wpg="http://schemas.microsoft.com/office/word/2010/wordprocessingGroup" xmlns:wpi="http://schemas.microsoft.com/office/word/2010/wordprocessingInk" xmlns:wne="http://schemas.microsoft.com/office/word/2006/wordml" xmlns:wps="http://schemas.microsoft.com/office/word/2010/wordprocessingShape" mc:Ignorable="w14 w15 w16se w16cid w16 w16cex w16sdtdh wp14">
+<w:endnotes xmlns:wpc="http://schemas.microsoft.com/office/word/2010/wordprocessingCanvas" xmlns:cx="http://schemas.microsoft.com/office/drawing/2014/chartex" xmlns:cx1="http://schemas.microsoft.com/office/drawing/2015/9/8/chartex" xmlns:cx2="http://schemas.microsoft.com/office/drawing/2015/10/21/chartex" xmlns:cx3="http://schemas.microsoft.com/office/drawing/2016/5/9/chartex" xmlns:cx4="http://schemas.microsoft.com/office/drawing/2016/5/10/chartex" xmlns:cx5="http://schemas.microsoft.com/office/drawing/2016/5/11/chartex" xmlns:cx6="http://schemas.microsoft.com/office/drawing/2016/5/12/chartex" xmlns:cx7="http://schemas.microsoft.com/office/drawing/2016/5/13/chartex" xmlns:cx8="http://schemas.microsoft.com/office/drawing/2016/5/14/chartex" xmlns:mc="http://schemas.openxmlformats.org/markup-compatibility/2006" xmlns:aink="http://schemas.microsoft.com/office/drawing/2016/ink" xmlns:am3d="http://schemas.microsoft.com/office/drawing/2017/model3d" xmlns:o="urn:schemas-microsoft-com:office:office" xmlns:oel="http://schemas.microsoft.com/office/2019/extlst" xmlns:r="http://schemas.openxmlformats.org/officeDocument/2006/relationships" xmlns:m="http://schemas.openxmlformats.org/officeDocument/2006/math" xmlns:v="urn:schemas-microsoft-com:vml" xmlns:wp14="http://schemas.microsoft.com/office/word/2010/wordprocessingDrawing" xmlns:wp="http://schemas.openxmlformats.org/drawingml/2006/wordprocessingDrawing" xmlns:w10="urn:schemas-microsoft-com:office:word" xmlns:w="http://schemas.openxmlformats.org/wordprocessingml/2006/main" xmlns:w14="http://schemas.microsoft.com/office/word/2010/wordml" xmlns:w15="http://schemas.microsoft.com/office/word/2012/wordml" xmlns:w16cex="http://schemas.microsoft.com/office/word/2018/wordml/cex" xmlns:w16cid="http://schemas.microsoft.com/office/word/2016/wordml/cid" xmlns:w16="http://schemas.microsoft.com/office/word/2018/wordml" xmlns:w16du="http://schemas.microsoft.com/office/word/2023/wordml/word16du" xmlns:w16sdtdh="http://schemas.microsoft.com/office/word/2020/wordml/sdtdatahash" xmlns:w16sdtfl="http://schemas.microsoft.com/office/word/2024/wordml/sdtformatlock" xmlns:w16se="http://schemas.microsoft.com/office/word/2015/wordml/symex" xmlns:wpg="http://schemas.microsoft.com/office/word/2010/wordprocessingGroup" xmlns:wpi="http://schemas.microsoft.com/office/word/2010/wordprocessingInk" xmlns:wne="http://schemas.microsoft.com/office/word/2006/wordml" xmlns:wps="http://schemas.microsoft.com/office/word/2010/wordprocessingShape" mc:Ignorable="w14 w15 w16se w16cid w16 w16cex w16sdtdh w16sdtfl w16du wp14">
   <w:endnote w:type="separator" w:id="-1">
     <w:p>
       <w:r>
@@ -3636,7 +3466,7 @@
 </file>
 
 <file path=word/footer1.xml><?xml version="1.0" encoding="utf-8"?>
-<w:ftr xmlns:wpc="http://schemas.microsoft.com/office/word/2010/wordprocessingCanvas" xmlns:cx="http://schemas.microsoft.com/office/drawing/2014/chartex" xmlns:cx1="http://schemas.microsoft.com/office/drawing/2015/9/8/chartex" xmlns:cx2="http://schemas.microsoft.com/office/drawing/2015/10/21/chartex" xmlns:cx3="http://schemas.microsoft.com/office/drawing/2016/5/9/chartex" xmlns:cx4="http://schemas.microsoft.com/office/drawing/2016/5/10/chartex" xmlns:cx5="http://schemas.microsoft.com/office/drawing/2016/5/11/chartex" xmlns:cx6="http://schemas.microsoft.com/office/drawing/2016/5/12/chartex" xmlns:cx7="http://schemas.microsoft.com/office/drawing/2016/5/13/chartex" xmlns:cx8="http://schemas.microsoft.com/office/drawing/2016/5/14/chartex" xmlns:mc="http://schemas.openxmlformats.org/markup-compatibility/2006" xmlns:aink="http://schemas.microsoft.com/office/drawing/2016/ink" xmlns:am3d="http://schemas.microsoft.com/office/drawing/2017/model3d" xmlns:o="urn:schemas-microsoft-com:office:office" xmlns:oel="http://schemas.microsoft.com/office/2019/extlst" xmlns:r="http://schemas.openxmlformats.org/officeDocument/2006/relationships" xmlns:m="http://schemas.openxmlformats.org/officeDocument/2006/math" xmlns:v="urn:schemas-microsoft-com:vml" xmlns:wp14="http://schemas.microsoft.com/office/word/2010/wordprocessingDrawing" xmlns:wp="http://schemas.openxmlformats.org/drawingml/2006/wordprocessingDrawing" xmlns:w10="urn:schemas-microsoft-com:office:word" xmlns:w="http://schemas.openxmlformats.org/wordprocessingml/2006/main" xmlns:w14="http://schemas.microsoft.com/office/word/2010/wordml" xmlns:w15="http://schemas.microsoft.com/office/word/2012/wordml" xmlns:w16cex="http://schemas.microsoft.com/office/word/2018/wordml/cex" xmlns:w16cid="http://schemas.microsoft.com/office/word/2016/wordml/cid" xmlns:w16="http://schemas.microsoft.com/office/word/2018/wordml" xmlns:w16sdtdh="http://schemas.microsoft.com/office/word/2020/wordml/sdtdatahash" xmlns:w16se="http://schemas.microsoft.com/office/word/2015/wordml/symex" xmlns:wpg="http://schemas.microsoft.com/office/word/2010/wordprocessingGroup" xmlns:wpi="http://schemas.microsoft.com/office/word/2010/wordprocessingInk" xmlns:wne="http://schemas.microsoft.com/office/word/2006/wordml" xmlns:wps="http://schemas.microsoft.com/office/word/2010/wordprocessingShape" mc:Ignorable="w14 w15 w16se w16cid w16 w16cex w16sdtdh wp14">
+<w:ftr xmlns:wpc="http://schemas.microsoft.com/office/word/2010/wordprocessingCanvas" xmlns:cx="http://schemas.microsoft.com/office/drawing/2014/chartex" xmlns:cx1="http://schemas.microsoft.com/office/drawing/2015/9/8/chartex" xmlns:cx2="http://schemas.microsoft.com/office/drawing/2015/10/21/chartex" xmlns:cx3="http://schemas.microsoft.com/office/drawing/2016/5/9/chartex" xmlns:cx4="http://schemas.microsoft.com/office/drawing/2016/5/10/chartex" xmlns:cx5="http://schemas.microsoft.com/office/drawing/2016/5/11/chartex" xmlns:cx6="http://schemas.microsoft.com/office/drawing/2016/5/12/chartex" xmlns:cx7="http://schemas.microsoft.com/office/drawing/2016/5/13/chartex" xmlns:cx8="http://schemas.microsoft.com/office/drawing/2016/5/14/chartex" xmlns:mc="http://schemas.openxmlformats.org/markup-compatibility/2006" xmlns:aink="http://schemas.microsoft.com/office/drawing/2016/ink" xmlns:am3d="http://schemas.microsoft.com/office/drawing/2017/model3d" xmlns:o="urn:schemas-microsoft-com:office:office" xmlns:oel="http://schemas.microsoft.com/office/2019/extlst" xmlns:r="http://schemas.openxmlformats.org/officeDocument/2006/relationships" xmlns:m="http://schemas.openxmlformats.org/officeDocument/2006/math" xmlns:v="urn:schemas-microsoft-com:vml" xmlns:wp14="http://schemas.microsoft.com/office/word/2010/wordprocessingDrawing" xmlns:wp="http://schemas.openxmlformats.org/drawingml/2006/wordprocessingDrawing" xmlns:w10="urn:schemas-microsoft-com:office:word" xmlns:w="http://schemas.openxmlformats.org/wordprocessingml/2006/main" xmlns:w14="http://schemas.microsoft.com/office/word/2010/wordml" xmlns:w15="http://schemas.microsoft.com/office/word/2012/wordml" xmlns:w16cex="http://schemas.microsoft.com/office/word/2018/wordml/cex" xmlns:w16cid="http://schemas.microsoft.com/office/word/2016/wordml/cid" xmlns:w16="http://schemas.microsoft.com/office/word/2018/wordml" xmlns:w16du="http://schemas.microsoft.com/office/word/2023/wordml/word16du" xmlns:w16sdtdh="http://schemas.microsoft.com/office/word/2020/wordml/sdtdatahash" xmlns:w16sdtfl="http://schemas.microsoft.com/office/word/2024/wordml/sdtformatlock" xmlns:w16se="http://schemas.microsoft.com/office/word/2015/wordml/symex" xmlns:wpg="http://schemas.microsoft.com/office/word/2010/wordprocessingGroup" xmlns:wpi="http://schemas.microsoft.com/office/word/2010/wordprocessingInk" xmlns:wne="http://schemas.microsoft.com/office/word/2006/wordml" xmlns:wps="http://schemas.microsoft.com/office/word/2010/wordprocessingShape" mc:Ignorable="w14 w15 w16se w16cid w16 w16cex w16sdtdh w16sdtfl w16du wp14">
   <w:p>
     <w:pPr>
       <w:jc w:val="right"/>
@@ -3687,7 +3517,7 @@
 </file>
 
 <file path=word/footnotes.xml><?xml version="1.0" encoding="utf-8"?>
-<w:footnotes xmlns:wpc="http://schemas.microsoft.com/office/word/2010/wordprocessingCanvas" xmlns:cx="http://schemas.microsoft.com/office/drawing/2014/chartex" xmlns:cx1="http://schemas.microsoft.com/office/drawing/2015/9/8/chartex" xmlns:cx2="http://schemas.microsoft.com/office/drawing/2015/10/21/chartex" xmlns:cx3="http://schemas.microsoft.com/office/drawing/2016/5/9/chartex" xmlns:cx4="http://schemas.microsoft.com/office/drawing/2016/5/10/chartex" xmlns:cx5="http://schemas.microsoft.com/office/drawing/2016/5/11/chartex" xmlns:cx6="http://schemas.microsoft.com/office/drawing/2016/5/12/chartex" xmlns:cx7="http://schemas.microsoft.com/office/drawing/2016/5/13/chartex" xmlns:cx8="http://schemas.microsoft.com/office/drawing/2016/5/14/chartex" xmlns:mc="http://schemas.openxmlformats.org/markup-compatibility/2006" xmlns:aink="http://schemas.microsoft.com/office/drawing/2016/ink" xmlns:am3d="http://schemas.microsoft.com/office/drawing/2017/model3d" xmlns:o="urn:schemas-microsoft-com:office:office" xmlns:oel="http://schemas.microsoft.com/office/2019/extlst" xmlns:r="http://schemas.openxmlformats.org/officeDocument/2006/relationships" xmlns:m="http://schemas.openxmlformats.org/officeDocument/2006/math" xmlns:v="urn:schemas-microsoft-com:vml" xmlns:wp14="http://schemas.microsoft.com/office/word/2010/wordprocessingDrawing" xmlns:wp="http://schemas.openxmlformats.org/drawingml/2006/wordprocessingDrawing" xmlns:w10="urn:schemas-microsoft-com:office:word" xmlns:w="http://schemas.openxmlformats.org/wordprocessingml/2006/main" xmlns:w14="http://schemas.microsoft.com/office/word/2010/wordml" xmlns:w15="http://schemas.microsoft.com/office/word/2012/wordml" xmlns:w16cex="http://schemas.microsoft.com/office/word/2018/wordml/cex" xmlns:w16cid="http://schemas.microsoft.com/office/word/2016/wordml/cid" xmlns:w16="http://schemas.microsoft.com/office/word/2018/wordml" xmlns:w16sdtdh="http://schemas.microsoft.com/office/word/2020/wordml/sdtdatahash" xmlns:w16se="http://schemas.microsoft.com/office/word/2015/wordml/symex" xmlns:wpg="http://schemas.microsoft.com/office/word/2010/wordprocessingGroup" xmlns:wpi="http://schemas.microsoft.com/office/word/2010/wordprocessingInk" xmlns:wne="http://schemas.microsoft.com/office/word/2006/wordml" xmlns:wps="http://schemas.microsoft.com/office/word/2010/wordprocessingShape" mc:Ignorable="w14 w15 w16se w16cid w16 w16cex w16sdtdh wp14">
+<w:footnotes xmlns:wpc="http://schemas.microsoft.com/office/word/2010/wordprocessingCanvas" xmlns:cx="http://schemas.microsoft.com/office/drawing/2014/chartex" xmlns:cx1="http://schemas.microsoft.com/office/drawing/2015/9/8/chartex" xmlns:cx2="http://schemas.microsoft.com/office/drawing/2015/10/21/chartex" xmlns:cx3="http://schemas.microsoft.com/office/drawing/2016/5/9/chartex" xmlns:cx4="http://schemas.microsoft.com/office/drawing/2016/5/10/chartex" xmlns:cx5="http://schemas.microsoft.com/office/drawing/2016/5/11/chartex" xmlns:cx6="http://schemas.microsoft.com/office/drawing/2016/5/12/chartex" xmlns:cx7="http://schemas.microsoft.com/office/drawing/2016/5/13/chartex" xmlns:cx8="http://schemas.microsoft.com/office/drawing/2016/5/14/chartex" xmlns:mc="http://schemas.openxmlformats.org/markup-compatibility/2006" xmlns:aink="http://schemas.microsoft.com/office/drawing/2016/ink" xmlns:am3d="http://schemas.microsoft.com/office/drawing/2017/model3d" xmlns:o="urn:schemas-microsoft-com:office:office" xmlns:oel="http://schemas.microsoft.com/office/2019/extlst" xmlns:r="http://schemas.openxmlformats.org/officeDocument/2006/relationships" xmlns:m="http://schemas.openxmlformats.org/officeDocument/2006/math" xmlns:v="urn:schemas-microsoft-com:vml" xmlns:wp14="http://schemas.microsoft.com/office/word/2010/wordprocessingDrawing" xmlns:wp="http://schemas.openxmlformats.org/drawingml/2006/wordprocessingDrawing" xmlns:w10="urn:schemas-microsoft-com:office:word" xmlns:w="http://schemas.openxmlformats.org/wordprocessingml/2006/main" xmlns:w14="http://schemas.microsoft.com/office/word/2010/wordml" xmlns:w15="http://schemas.microsoft.com/office/word/2012/wordml" xmlns:w16cex="http://schemas.microsoft.com/office/word/2018/wordml/cex" xmlns:w16cid="http://schemas.microsoft.com/office/word/2016/wordml/cid" xmlns:w16="http://schemas.microsoft.com/office/word/2018/wordml" xmlns:w16du="http://schemas.microsoft.com/office/word/2023/wordml/word16du" xmlns:w16sdtdh="http://schemas.microsoft.com/office/word/2020/wordml/sdtdatahash" xmlns:w16sdtfl="http://schemas.microsoft.com/office/word/2024/wordml/sdtformatlock" xmlns:w16se="http://schemas.microsoft.com/office/word/2015/wordml/symex" xmlns:wpg="http://schemas.microsoft.com/office/word/2010/wordprocessingGroup" xmlns:wpi="http://schemas.microsoft.com/office/word/2010/wordprocessingInk" xmlns:wne="http://schemas.microsoft.com/office/word/2006/wordml" xmlns:wps="http://schemas.microsoft.com/office/word/2010/wordprocessingShape" mc:Ignorable="w14 w15 w16se w16cid w16 w16cex w16sdtdh w16sdtfl w16du wp14">
   <w:footnote w:type="separator" w:id="-1">
     <w:p>
       <w:r>
@@ -3706,7 +3536,7 @@
 </file>
 
 <file path=word/numbering.xml><?xml version="1.0" encoding="utf-8"?>
-<w:numbering xmlns:wpc="http://schemas.microsoft.com/office/word/2010/wordprocessingCanvas" xmlns:cx="http://schemas.microsoft.com/office/drawing/2014/chartex" xmlns:cx1="http://schemas.microsoft.com/office/drawing/2015/9/8/chartex" xmlns:cx2="http://schemas.microsoft.com/office/drawing/2015/10/21/chartex" xmlns:cx3="http://schemas.microsoft.com/office/drawing/2016/5/9/chartex" xmlns:cx4="http://schemas.microsoft.com/office/drawing/2016/5/10/chartex" xmlns:cx5="http://schemas.microsoft.com/office/drawing/2016/5/11/chartex" xmlns:cx6="http://schemas.microsoft.com/office/drawing/2016/5/12/chartex" xmlns:cx7="http://schemas.microsoft.com/office/drawing/2016/5/13/chartex" xmlns:cx8="http://schemas.microsoft.com/office/drawing/2016/5/14/chartex" xmlns:mc="http://schemas.openxmlformats.org/markup-compatibility/2006" xmlns:aink="http://schemas.microsoft.com/office/drawing/2016/ink" xmlns:am3d="http://schemas.microsoft.com/office/drawing/2017/model3d" xmlns:o="urn:schemas-microsoft-com:office:office" xmlns:oel="http://schemas.microsoft.com/office/2019/extlst" xmlns:r="http://schemas.openxmlformats.org/officeDocument/2006/relationships" xmlns:m="http://schemas.openxmlformats.org/officeDocument/2006/math" xmlns:v="urn:schemas-microsoft-com:vml" xmlns:wp14="http://schemas.microsoft.com/office/word/2010/wordprocessingDrawing" xmlns:wp="http://schemas.openxmlformats.org/drawingml/2006/wordprocessingDrawing" xmlns:w10="urn:schemas-microsoft-com:office:word" xmlns:w="http://schemas.openxmlformats.org/wordprocessingml/2006/main" xmlns:w14="http://schemas.microsoft.com/office/word/2010/wordml" xmlns:w15="http://schemas.microsoft.com/office/word/2012/wordml" xmlns:w16cex="http://schemas.microsoft.com/office/word/2018/wordml/cex" xmlns:w16cid="http://schemas.microsoft.com/office/word/2016/wordml/cid" xmlns:w16="http://schemas.microsoft.com/office/word/2018/wordml" xmlns:w16sdtdh="http://schemas.microsoft.com/office/word/2020/wordml/sdtdatahash" xmlns:w16se="http://schemas.microsoft.com/office/word/2015/wordml/symex" xmlns:wpg="http://schemas.microsoft.com/office/word/2010/wordprocessingGroup" xmlns:wpi="http://schemas.microsoft.com/office/word/2010/wordprocessingInk" xmlns:wne="http://schemas.microsoft.com/office/word/2006/wordml" xmlns:wps="http://schemas.microsoft.com/office/word/2010/wordprocessingShape" mc:Ignorable="w14 w15 w16se w16cid w16 w16cex w16sdtdh wp14">
+<w:numbering xmlns:wpc="http://schemas.microsoft.com/office/word/2010/wordprocessingCanvas" xmlns:cx="http://schemas.microsoft.com/office/drawing/2014/chartex" xmlns:cx1="http://schemas.microsoft.com/office/drawing/2015/9/8/chartex" xmlns:cx2="http://schemas.microsoft.com/office/drawing/2015/10/21/chartex" xmlns:cx3="http://schemas.microsoft.com/office/drawing/2016/5/9/chartex" xmlns:cx4="http://schemas.microsoft.com/office/drawing/2016/5/10/chartex" xmlns:cx5="http://schemas.microsoft.com/office/drawing/2016/5/11/chartex" xmlns:cx6="http://schemas.microsoft.com/office/drawing/2016/5/12/chartex" xmlns:cx7="http://schemas.microsoft.com/office/drawing/2016/5/13/chartex" xmlns:cx8="http://schemas.microsoft.com/office/drawing/2016/5/14/chartex" xmlns:mc="http://schemas.openxmlformats.org/markup-compatibility/2006" xmlns:aink="http://schemas.microsoft.com/office/drawing/2016/ink" xmlns:am3d="http://schemas.microsoft.com/office/drawing/2017/model3d" xmlns:o="urn:schemas-microsoft-com:office:office" xmlns:oel="http://schemas.microsoft.com/office/2019/extlst" xmlns:r="http://schemas.openxmlformats.org/officeDocument/2006/relationships" xmlns:m="http://schemas.openxmlformats.org/officeDocument/2006/math" xmlns:v="urn:schemas-microsoft-com:vml" xmlns:wp14="http://schemas.microsoft.com/office/word/2010/wordprocessingDrawing" xmlns:wp="http://schemas.openxmlformats.org/drawingml/2006/wordprocessingDrawing" xmlns:w10="urn:schemas-microsoft-com:office:word" xmlns:w="http://schemas.openxmlformats.org/wordprocessingml/2006/main" xmlns:w14="http://schemas.microsoft.com/office/word/2010/wordml" xmlns:w15="http://schemas.microsoft.com/office/word/2012/wordml" xmlns:w16cex="http://schemas.microsoft.com/office/word/2018/wordml/cex" xmlns:w16cid="http://schemas.microsoft.com/office/word/2016/wordml/cid" xmlns:w16="http://schemas.microsoft.com/office/word/2018/wordml" xmlns:w16du="http://schemas.microsoft.com/office/word/2023/wordml/word16du" xmlns:w16sdtdh="http://schemas.microsoft.com/office/word/2020/wordml/sdtdatahash" xmlns:w16sdtfl="http://schemas.microsoft.com/office/word/2024/wordml/sdtformatlock" xmlns:w16se="http://schemas.microsoft.com/office/word/2015/wordml/symex" xmlns:wpg="http://schemas.microsoft.com/office/word/2010/wordprocessingGroup" xmlns:wpi="http://schemas.microsoft.com/office/word/2010/wordprocessingInk" xmlns:wne="http://schemas.microsoft.com/office/word/2006/wordml" xmlns:wps="http://schemas.microsoft.com/office/word/2010/wordprocessingShape" mc:Ignorable="w14 w15 w16se w16cid w16 w16cex w16sdtdh w16sdtfl w16du wp14">
   <w:abstractNum w:abstractNumId="0" w15:restartNumberingAfterBreak="0">
     <w:nsid w:val="551D064E"/>
     <w:multiLevelType w:val="hybridMultilevel"/>
@@ -3803,7 +3633,7 @@
 </file>
 
 <file path=word/styles.xml><?xml version="1.0" encoding="utf-8"?>
-<w:styles xmlns:mc="http://schemas.openxmlformats.org/markup-compatibility/2006" xmlns:r="http://schemas.openxmlformats.org/officeDocument/2006/relationships" xmlns:w="http://schemas.openxmlformats.org/wordprocessingml/2006/main" xmlns:w14="http://schemas.microsoft.com/office/word/2010/wordml" xmlns:w15="http://schemas.microsoft.com/office/word/2012/wordml" xmlns:w16cex="http://schemas.microsoft.com/office/word/2018/wordml/cex" xmlns:w16cid="http://schemas.microsoft.com/office/word/2016/wordml/cid" xmlns:w16="http://schemas.microsoft.com/office/word/2018/wordml" xmlns:w16sdtdh="http://schemas.microsoft.com/office/word/2020/wordml/sdtdatahash" xmlns:w16se="http://schemas.microsoft.com/office/word/2015/wordml/symex" mc:Ignorable="w14 w15 w16se w16cid w16 w16cex w16sdtdh">
+<w:styles xmlns:mc="http://schemas.openxmlformats.org/markup-compatibility/2006" xmlns:r="http://schemas.openxmlformats.org/officeDocument/2006/relationships" xmlns:w="http://schemas.openxmlformats.org/wordprocessingml/2006/main" xmlns:w14="http://schemas.microsoft.com/office/word/2010/wordml" xmlns:w15="http://schemas.microsoft.com/office/word/2012/wordml" xmlns:w16cex="http://schemas.microsoft.com/office/word/2018/wordml/cex" xmlns:w16cid="http://schemas.microsoft.com/office/word/2016/wordml/cid" xmlns:w16="http://schemas.microsoft.com/office/word/2018/wordml" xmlns:w16du="http://schemas.microsoft.com/office/word/2023/wordml/word16du" xmlns:w16sdtdh="http://schemas.microsoft.com/office/word/2020/wordml/sdtdatahash" xmlns:w16sdtfl="http://schemas.microsoft.com/office/word/2024/wordml/sdtformatlock" xmlns:w16se="http://schemas.microsoft.com/office/word/2015/wordml/symex" mc:Ignorable="w14 w15 w16se w16cid w16 w16cex w16sdtdh w16sdtfl w16du">
   <w:docDefaults>
     <w:rPrDefault>
       <w:rPr>

--- a/docs/instrucciones_stroop.docx
+++ b/docs/instrucciones_stroop.docx
@@ -1,6 +1,6 @@
 
 <file path=word/document.xml><?xml version="1.0" encoding="utf-8"?>
-<w:document xmlns:wpc="http://schemas.microsoft.com/office/word/2010/wordprocessingCanvas" xmlns:cx="http://schemas.microsoft.com/office/drawing/2014/chartex" xmlns:cx1="http://schemas.microsoft.com/office/drawing/2015/9/8/chartex" xmlns:cx2="http://schemas.microsoft.com/office/drawing/2015/10/21/chartex" xmlns:cx3="http://schemas.microsoft.com/office/drawing/2016/5/9/chartex" xmlns:cx4="http://schemas.microsoft.com/office/drawing/2016/5/10/chartex" xmlns:cx5="http://schemas.microsoft.com/office/drawing/2016/5/11/chartex" xmlns:cx6="http://schemas.microsoft.com/office/drawing/2016/5/12/chartex" xmlns:cx7="http://schemas.microsoft.com/office/drawing/2016/5/13/chartex" xmlns:cx8="http://schemas.microsoft.com/office/drawing/2016/5/14/chartex" xmlns:mc="http://schemas.openxmlformats.org/markup-compatibility/2006" xmlns:aink="http://schemas.microsoft.com/office/drawing/2016/ink" xmlns:am3d="http://schemas.microsoft.com/office/drawing/2017/model3d" xmlns:o="urn:schemas-microsoft-com:office:office" xmlns:oel="http://schemas.microsoft.com/office/2019/extlst" xmlns:r="http://schemas.openxmlformats.org/officeDocument/2006/relationships" xmlns:m="http://schemas.openxmlformats.org/officeDocument/2006/math" xmlns:v="urn:schemas-microsoft-com:vml" xmlns:wp14="http://schemas.microsoft.com/office/word/2010/wordprocessingDrawing" xmlns:wp="http://schemas.openxmlformats.org/drawingml/2006/wordprocessingDrawing" xmlns:w10="urn:schemas-microsoft-com:office:word" xmlns:w="http://schemas.openxmlformats.org/wordprocessingml/2006/main" xmlns:w14="http://schemas.microsoft.com/office/word/2010/wordml" xmlns:w15="http://schemas.microsoft.com/office/word/2012/wordml" xmlns:w16cex="http://schemas.microsoft.com/office/word/2018/wordml/cex" xmlns:w16cid="http://schemas.microsoft.com/office/word/2016/wordml/cid" xmlns:w16="http://schemas.microsoft.com/office/word/2018/wordml" xmlns:w16du="http://schemas.microsoft.com/office/word/2023/wordml/word16du" xmlns:w16sdtdh="http://schemas.microsoft.com/office/word/2020/wordml/sdtdatahash" xmlns:w16sdtfl="http://schemas.microsoft.com/office/word/2024/wordml/sdtformatlock" xmlns:w16se="http://schemas.microsoft.com/office/word/2015/wordml/symex" xmlns:wpg="http://schemas.microsoft.com/office/word/2010/wordprocessingGroup" xmlns:wpi="http://schemas.microsoft.com/office/word/2010/wordprocessingInk" xmlns:wne="http://schemas.microsoft.com/office/word/2006/wordml" xmlns:wps="http://schemas.microsoft.com/office/word/2010/wordprocessingShape" mc:Ignorable="w14 w15 w16se w16cid w16 w16cex w16sdtdh w16sdtfl w16du wp14">
+<w:document xmlns:wpc="http://schemas.microsoft.com/office/word/2010/wordprocessingCanvas" xmlns:cx="http://schemas.microsoft.com/office/drawing/2014/chartex" xmlns:cx1="http://schemas.microsoft.com/office/drawing/2015/9/8/chartex" xmlns:cx2="http://schemas.microsoft.com/office/drawing/2015/10/21/chartex" xmlns:cx3="http://schemas.microsoft.com/office/drawing/2016/5/9/chartex" xmlns:cx4="http://schemas.microsoft.com/office/drawing/2016/5/10/chartex" xmlns:cx5="http://schemas.microsoft.com/office/drawing/2016/5/11/chartex" xmlns:cx6="http://schemas.microsoft.com/office/drawing/2016/5/12/chartex" xmlns:cx7="http://schemas.microsoft.com/office/drawing/2016/5/13/chartex" xmlns:cx8="http://schemas.microsoft.com/office/drawing/2016/5/14/chartex" xmlns:mc="http://schemas.openxmlformats.org/markup-compatibility/2006" xmlns:m="http://schemas.openxmlformats.org/officeDocument/2006/math" xmlns:aink="http://schemas.microsoft.com/office/drawing/2016/ink" xmlns:am3d="http://schemas.microsoft.com/office/drawing/2017/model3d" xmlns:oel="http://schemas.microsoft.com/office/2019/extlst" xmlns:r="http://schemas.openxmlformats.org/officeDocument/2006/relationships" xmlns:wp14="http://schemas.microsoft.com/office/word/2010/wordprocessingDrawing" xmlns:wp="http://schemas.openxmlformats.org/drawingml/2006/wordprocessingDrawing" xmlns:wpg="http://schemas.microsoft.com/office/word/2010/wordprocessingGroup" xmlns:wpi="http://schemas.microsoft.com/office/word/2010/wordprocessingInk" xmlns:wps="http://schemas.microsoft.com/office/word/2010/wordprocessingShape" xmlns:o="urn:schemas-microsoft-com:office:office" xmlns:v="urn:schemas-microsoft-com:vml" xmlns:w10="urn:schemas-microsoft-com:office:word" xmlns:w="http://schemas.openxmlformats.org/wordprocessingml/2006/main" xmlns:w14="http://schemas.microsoft.com/office/word/2010/wordml" xmlns:w15="http://schemas.microsoft.com/office/word/2012/wordml" xmlns:w16cex="http://schemas.microsoft.com/office/word/2018/wordml/cex" xmlns:w16cid="http://schemas.microsoft.com/office/word/2016/wordml/cid" xmlns:w16="http://schemas.microsoft.com/office/word/2018/wordml" xmlns:w16sdtdh="http://schemas.microsoft.com/office/word/2020/wordml/sdtdatahash" xmlns:w16sdtfl="http://schemas.microsoft.com/office/word/2024/wordml/sdtformatlock" xmlns:w16se="http://schemas.microsoft.com/office/word/2015/wordml/symex" xmlns:w16du="http://schemas.microsoft.com/office/word/2023/wordml/word16du" xmlns:wne="http://schemas.microsoft.com/office/word/2006/wordml" mc:Ignorable="w14 w15 w16se w16cid w16 w16cex w16sdtdh w16sdtfl w16du wp14">
   <w:body>
     <w:p>
       <w:pPr>
@@ -69,7 +69,15 @@
           <w:sz w:val="22"/>
           <w:szCs w:val="22"/>
         </w:rPr>
-        <w:t>2026-1</w:t>
+        <w:t>2026-</w:t>
+      </w:r>
+      <w:r>
+        <w:rPr>
+          <w:color w:val="000000"/>
+          <w:sz w:val="22"/>
+          <w:szCs w:val="22"/>
+        </w:rPr>
+        <w:t>2</w:t>
       </w:r>
     </w:p>
     <w:p>
@@ -87,49 +95,7 @@
         <w:rPr>
           <w:color w:val="000000"/>
         </w:rPr>
-        <w:t xml:space="preserve">El presente documento especifica el texto que se mostrará en cada pantalla de la tarea, junto con los parámetros técnicos de cada </w:t>
-      </w:r>
-      <w:proofErr w:type="spellStart"/>
-      <w:r>
-        <w:rPr>
-          <w:color w:val="000000"/>
-        </w:rPr>
-        <w:t>routine</w:t>
-      </w:r>
-      <w:proofErr w:type="spellEnd"/>
-      <w:r>
-        <w:rPr>
-          <w:color w:val="000000"/>
-        </w:rPr>
-        <w:t xml:space="preserve"> en </w:t>
-      </w:r>
-      <w:proofErr w:type="spellStart"/>
-      <w:r>
-        <w:rPr>
-          <w:color w:val="000000"/>
-        </w:rPr>
-        <w:t>PsychoPy</w:t>
-      </w:r>
-      <w:proofErr w:type="spellEnd"/>
-      <w:r>
-        <w:rPr>
-          <w:color w:val="000000"/>
-        </w:rPr>
-        <w:t xml:space="preserve"> </w:t>
-      </w:r>
-      <w:proofErr w:type="spellStart"/>
-      <w:r>
-        <w:rPr>
-          <w:color w:val="000000"/>
-        </w:rPr>
-        <w:t>Builder</w:t>
-      </w:r>
-      <w:proofErr w:type="spellEnd"/>
-      <w:r>
-        <w:rPr>
-          <w:color w:val="000000"/>
-        </w:rPr>
-        <w:t>. Las instrucciones deben introducirse tal como aparecen en los recuadros.</w:t>
+        <w:t>El presente documento especifica el texto que se mostrará en cada pantalla de la tarea, junto con los parámetros técnicos de cada routine en PsychoPy Builder. Las instrucciones deben introducirse tal como aparecen en los recuadros.</w:t>
       </w:r>
     </w:p>
     <w:p>
@@ -157,25 +123,7 @@
           <w:iCs/>
           <w:color w:val="000000"/>
         </w:rPr>
-        <w:t xml:space="preserve">Flujo de </w:t>
-      </w:r>
-      <w:proofErr w:type="spellStart"/>
-      <w:r>
-        <w:rPr>
-          <w:i/>
-          <w:iCs/>
-          <w:color w:val="000000"/>
-        </w:rPr>
-        <w:t>routines</w:t>
-      </w:r>
-      <w:proofErr w:type="spellEnd"/>
-      <w:r>
-        <w:rPr>
-          <w:i/>
-          <w:iCs/>
-          <w:color w:val="000000"/>
-        </w:rPr>
-        <w:t xml:space="preserve"> de la tarea Stroop</w:t>
+        <w:t>Flujo de routines de la tarea Stroop</w:t>
       </w:r>
     </w:p>
     <w:tbl>
@@ -226,7 +174,6 @@
                 <w:bCs/>
               </w:rPr>
             </w:pPr>
-            <w:proofErr w:type="spellStart"/>
             <w:r>
               <w:rPr>
                 <w:b/>
@@ -237,7 +184,6 @@
               </w:rPr>
               <w:t>Routine</w:t>
             </w:r>
-            <w:proofErr w:type="spellEnd"/>
           </w:p>
         </w:tc>
         <w:tc>
@@ -421,7 +367,6 @@
             </w:tcMar>
           </w:tcPr>
           <w:p>
-            <w:proofErr w:type="spellStart"/>
             <w:r>
               <w:rPr>
                 <w:rFonts w:eastAsia="Courier New"/>
@@ -449,7 +394,6 @@
               </w:rPr>
               <w:t>_practica</w:t>
             </w:r>
-            <w:proofErr w:type="spellEnd"/>
           </w:p>
         </w:tc>
         <w:tc>
@@ -528,14 +472,49 @@
             </w:tcMar>
           </w:tcPr>
           <w:p>
-            <w:r>
+            <w:pPr>
               <w:rPr>
                 <w:rFonts w:eastAsia="Courier New"/>
                 <w:color w:val="000000"/>
                 <w:sz w:val="22"/>
                 <w:szCs w:val="22"/>
               </w:rPr>
-              <w:t>practica (× 8)</w:t>
+            </w:pPr>
+            <w:r>
+              <w:rPr>
+                <w:rFonts w:eastAsia="Courier New"/>
+                <w:color w:val="000000"/>
+                <w:sz w:val="22"/>
+                <w:szCs w:val="22"/>
+              </w:rPr>
+              <w:t xml:space="preserve">cruz_fijacion_p </w:t>
+            </w:r>
+            <w:r>
+              <w:rPr>
+                <w:rFonts w:eastAsia="Courier New"/>
+                <w:color w:val="000000"/>
+                <w:sz w:val="22"/>
+                <w:szCs w:val="22"/>
+              </w:rPr>
+              <w:t>(</w:t>
+            </w:r>
+            <w:r>
+              <w:rPr>
+                <w:rFonts w:eastAsia="Courier New"/>
+                <w:color w:val="000000"/>
+                <w:sz w:val="22"/>
+                <w:szCs w:val="22"/>
+              </w:rPr>
+              <w:t>×</w:t>
+            </w:r>
+            <w:r>
+              <w:rPr>
+                <w:rFonts w:eastAsia="Courier New"/>
+                <w:color w:val="000000"/>
+                <w:sz w:val="22"/>
+                <w:szCs w:val="22"/>
+              </w:rPr>
+              <w:t xml:space="preserve"> 8)</w:t>
             </w:r>
           </w:p>
         </w:tc>
@@ -557,13 +536,20 @@
             </w:tcMar>
           </w:tcPr>
           <w:p>
-            <w:r>
-              <w:rPr>
-                <w:color w:val="000000"/>
-                <w:sz w:val="22"/>
-                <w:szCs w:val="22"/>
-              </w:rPr>
-              <w:t>1500 ms</w:t>
+            <w:pPr>
+              <w:rPr>
+                <w:color w:val="000000"/>
+                <w:sz w:val="22"/>
+                <w:szCs w:val="22"/>
+              </w:rPr>
+            </w:pPr>
+            <w:r>
+              <w:rPr>
+                <w:color w:val="000000"/>
+                <w:sz w:val="22"/>
+                <w:szCs w:val="22"/>
+              </w:rPr>
+              <w:t>500 ms</w:t>
             </w:r>
           </w:p>
         </w:tc>
@@ -585,13 +571,20 @@
             </w:tcMar>
           </w:tcPr>
           <w:p>
-            <w:r>
-              <w:rPr>
-                <w:color w:val="000000"/>
-                <w:sz w:val="22"/>
-                <w:szCs w:val="22"/>
-              </w:rPr>
-              <w:t>Tecla de respuesta</w:t>
+            <w:pPr>
+              <w:rPr>
+                <w:color w:val="000000"/>
+                <w:sz w:val="22"/>
+                <w:szCs w:val="22"/>
+              </w:rPr>
+            </w:pPr>
+            <w:r>
+              <w:rPr>
+                <w:color w:val="000000"/>
+                <w:sz w:val="22"/>
+                <w:szCs w:val="22"/>
+              </w:rPr>
+              <w:t>Automático</w:t>
             </w:r>
           </w:p>
         </w:tc>
@@ -615,7 +608,6 @@
             </w:tcMar>
           </w:tcPr>
           <w:p>
-            <w:proofErr w:type="spellStart"/>
             <w:r>
               <w:rPr>
                 <w:rFonts w:eastAsia="Courier New"/>
@@ -623,35 +615,7 @@
                 <w:sz w:val="22"/>
                 <w:szCs w:val="22"/>
               </w:rPr>
-              <w:t>feedback_practica</w:t>
-            </w:r>
-            <w:proofErr w:type="spellEnd"/>
-            <w:r>
-              <w:rPr>
-                <w:rFonts w:eastAsia="Courier New"/>
-                <w:color w:val="000000"/>
-                <w:sz w:val="22"/>
-                <w:szCs w:val="22"/>
-              </w:rPr>
-              <w:t xml:space="preserve"> (</w:t>
-            </w:r>
-            <w:r>
-              <w:rPr>
-                <w:rFonts w:eastAsia="Courier New"/>
-                <w:color w:val="000000"/>
-                <w:sz w:val="22"/>
-                <w:szCs w:val="22"/>
-              </w:rPr>
-              <w:t>×</w:t>
-            </w:r>
-            <w:r>
-              <w:rPr>
-                <w:rFonts w:eastAsia="Courier New"/>
-                <w:color w:val="000000"/>
-                <w:sz w:val="22"/>
-                <w:szCs w:val="22"/>
-              </w:rPr>
-              <w:t xml:space="preserve"> 8)</w:t>
+              <w:t>practica (× 8)</w:t>
             </w:r>
           </w:p>
         </w:tc>
@@ -679,7 +643,7 @@
                 <w:sz w:val="22"/>
                 <w:szCs w:val="22"/>
               </w:rPr>
-              <w:t>1 s</w:t>
+              <w:t>1500 ms</w:t>
             </w:r>
           </w:p>
         </w:tc>
@@ -707,7 +671,7 @@
                 <w:sz w:val="22"/>
                 <w:szCs w:val="22"/>
               </w:rPr>
-              <w:t>Automático</w:t>
+              <w:t>Tecla de respuesta</w:t>
             </w:r>
           </w:p>
         </w:tc>
@@ -731,7 +695,6 @@
             </w:tcMar>
           </w:tcPr>
           <w:p>
-            <w:proofErr w:type="spellStart"/>
             <w:r>
               <w:rPr>
                 <w:rFonts w:eastAsia="Courier New"/>
@@ -739,9 +702,35 @@
                 <w:sz w:val="22"/>
                 <w:szCs w:val="22"/>
               </w:rPr>
-              <w:t>fin_practica</w:t>
-            </w:r>
-            <w:proofErr w:type="spellEnd"/>
+              <w:t>feedback_practica</w:t>
+            </w:r>
+            <w:r>
+              <w:rPr>
+                <w:rFonts w:eastAsia="Courier New"/>
+                <w:color w:val="000000"/>
+                <w:sz w:val="22"/>
+                <w:szCs w:val="22"/>
+              </w:rPr>
+              <w:t xml:space="preserve"> (</w:t>
+            </w:r>
+            <w:r>
+              <w:rPr>
+                <w:rFonts w:eastAsia="Courier New"/>
+                <w:color w:val="000000"/>
+                <w:sz w:val="22"/>
+                <w:szCs w:val="22"/>
+              </w:rPr>
+              <w:t>×</w:t>
+            </w:r>
+            <w:r>
+              <w:rPr>
+                <w:rFonts w:eastAsia="Courier New"/>
+                <w:color w:val="000000"/>
+                <w:sz w:val="22"/>
+                <w:szCs w:val="22"/>
+              </w:rPr>
+              <w:t xml:space="preserve"> 8)</w:t>
+            </w:r>
           </w:p>
         </w:tc>
         <w:tc>
@@ -768,7 +757,7 @@
                 <w:sz w:val="22"/>
                 <w:szCs w:val="22"/>
               </w:rPr>
-              <w:t>5 s</w:t>
+              <w:t>1 s</w:t>
             </w:r>
           </w:p>
         </w:tc>
@@ -827,7 +816,7 @@
                 <w:sz w:val="22"/>
                 <w:szCs w:val="22"/>
               </w:rPr>
-              <w:t>descanso</w:t>
+              <w:t>fin_practica</w:t>
             </w:r>
           </w:p>
         </w:tc>
@@ -855,7 +844,7 @@
                 <w:sz w:val="22"/>
                 <w:szCs w:val="22"/>
               </w:rPr>
-              <w:t>60 s</w:t>
+              <w:t>5 s</w:t>
             </w:r>
           </w:p>
         </w:tc>
@@ -914,25 +903,7 @@
                 <w:sz w:val="22"/>
                 <w:szCs w:val="22"/>
               </w:rPr>
-              <w:t>in</w:t>
-            </w:r>
-            <w:r>
-              <w:rPr>
-                <w:rFonts w:eastAsia="Courier New"/>
-                <w:color w:val="000000"/>
-                <w:sz w:val="22"/>
-                <w:szCs w:val="22"/>
-              </w:rPr>
-              <w:t>strucciones</w:t>
-            </w:r>
-            <w:r>
-              <w:rPr>
-                <w:rFonts w:eastAsia="Courier New"/>
-                <w:color w:val="000000"/>
-                <w:sz w:val="22"/>
-                <w:szCs w:val="22"/>
-              </w:rPr>
-              <w:t xml:space="preserve"> _experimental</w:t>
+              <w:t>descanso</w:t>
             </w:r>
           </w:p>
         </w:tc>
@@ -960,7 +931,7 @@
                 <w:sz w:val="22"/>
                 <w:szCs w:val="22"/>
               </w:rPr>
-              <w:t>Ilimitada</w:t>
+              <w:t>60 s</w:t>
             </w:r>
           </w:p>
         </w:tc>
@@ -988,7 +959,7 @@
                 <w:sz w:val="22"/>
                 <w:szCs w:val="22"/>
               </w:rPr>
-              <w:t>Barra espaciadora</w:t>
+              <w:t>Automático</w:t>
             </w:r>
           </w:p>
         </w:tc>
@@ -1019,7 +990,25 @@
                 <w:sz w:val="22"/>
                 <w:szCs w:val="22"/>
               </w:rPr>
-              <w:t>experimental (× 48)</w:t>
+              <w:t>in</w:t>
+            </w:r>
+            <w:r>
+              <w:rPr>
+                <w:rFonts w:eastAsia="Courier New"/>
+                <w:color w:val="000000"/>
+                <w:sz w:val="22"/>
+                <w:szCs w:val="22"/>
+              </w:rPr>
+              <w:t>strucciones</w:t>
+            </w:r>
+            <w:r>
+              <w:rPr>
+                <w:rFonts w:eastAsia="Courier New"/>
+                <w:color w:val="000000"/>
+                <w:sz w:val="22"/>
+                <w:szCs w:val="22"/>
+              </w:rPr>
+              <w:t xml:space="preserve"> _experimental</w:t>
             </w:r>
           </w:p>
         </w:tc>
@@ -1047,7 +1036,7 @@
                 <w:sz w:val="22"/>
                 <w:szCs w:val="22"/>
               </w:rPr>
-              <w:t>1500 ms</w:t>
+              <w:t>Ilimitada</w:t>
             </w:r>
           </w:p>
         </w:tc>
@@ -1075,7 +1064,7 @@
                 <w:sz w:val="22"/>
                 <w:szCs w:val="22"/>
               </w:rPr>
-              <w:t>Tecla de respuesta</w:t>
+              <w:t>Barra espaciadora</w:t>
             </w:r>
           </w:p>
         </w:tc>
@@ -1114,7 +1103,43 @@
                 <w:sz w:val="22"/>
                 <w:szCs w:val="22"/>
               </w:rPr>
-              <w:t>ITI (× 48)</w:t>
+              <w:t>cruz_fijacion (</w:t>
+            </w:r>
+            <w:r>
+              <w:rPr>
+                <w:rFonts w:eastAsia="Courier New"/>
+                <w:color w:val="000000"/>
+                <w:sz w:val="22"/>
+                <w:szCs w:val="22"/>
+              </w:rPr>
+              <w:t>×</w:t>
+            </w:r>
+            <w:r>
+              <w:rPr>
+                <w:rFonts w:eastAsia="Courier New"/>
+                <w:color w:val="000000"/>
+                <w:sz w:val="22"/>
+                <w:szCs w:val="22"/>
+              </w:rPr>
+              <w:t xml:space="preserve"> </w:t>
+            </w:r>
+            <w:r>
+              <w:rPr>
+                <w:rFonts w:eastAsia="Courier New"/>
+                <w:color w:val="000000"/>
+                <w:sz w:val="22"/>
+                <w:szCs w:val="22"/>
+              </w:rPr>
+              <w:t>4</w:t>
+            </w:r>
+            <w:r>
+              <w:rPr>
+                <w:rFonts w:eastAsia="Courier New"/>
+                <w:color w:val="000000"/>
+                <w:sz w:val="22"/>
+                <w:szCs w:val="22"/>
+              </w:rPr>
+              <w:t>8)</w:t>
             </w:r>
           </w:p>
         </w:tc>
@@ -1196,7 +1221,7 @@
             <w:tcBorders>
               <w:top w:val="none" w:sz="0" w:space="0" w:color="FFFFFF"/>
               <w:left w:val="none" w:sz="0" w:space="0" w:color="FFFFFF"/>
-              <w:bottom w:val="single" w:sz="12" w:space="0" w:color="000000"/>
+              <w:bottom w:val="none" w:sz="0" w:space="0" w:color="FFFFFF"/>
               <w:right w:val="none" w:sz="0" w:space="0" w:color="FFFFFF"/>
             </w:tcBorders>
             <w:shd w:val="clear" w:color="auto" w:fill="FFFFFF"/>
@@ -1208,7 +1233,6 @@
             </w:tcMar>
           </w:tcPr>
           <w:p>
-            <w:proofErr w:type="spellStart"/>
             <w:r>
               <w:rPr>
                 <w:rFonts w:eastAsia="Courier New"/>
@@ -1216,9 +1240,204 @@
                 <w:sz w:val="22"/>
                 <w:szCs w:val="22"/>
               </w:rPr>
+              <w:t>experimental (× 48)</w:t>
+            </w:r>
+          </w:p>
+        </w:tc>
+        <w:tc>
+          <w:tcPr>
+            <w:tcW w:w="2200" w:type="dxa"/>
+            <w:tcBorders>
+              <w:top w:val="none" w:sz="0" w:space="0" w:color="FFFFFF"/>
+              <w:left w:val="none" w:sz="0" w:space="0" w:color="FFFFFF"/>
+              <w:bottom w:val="none" w:sz="0" w:space="0" w:color="FFFFFF"/>
+              <w:right w:val="none" w:sz="0" w:space="0" w:color="FFFFFF"/>
+            </w:tcBorders>
+            <w:shd w:val="clear" w:color="auto" w:fill="FFFFFF"/>
+            <w:tcMar>
+              <w:top w:w="60" w:type="dxa"/>
+              <w:left w:w="0" w:type="dxa"/>
+              <w:bottom w:w="60" w:type="dxa"/>
+              <w:right w:w="120" w:type="dxa"/>
+            </w:tcMar>
+          </w:tcPr>
+          <w:p>
+            <w:r>
+              <w:rPr>
+                <w:color w:val="000000"/>
+                <w:sz w:val="22"/>
+                <w:szCs w:val="22"/>
+              </w:rPr>
+              <w:t>1500 ms</w:t>
+            </w:r>
+          </w:p>
+        </w:tc>
+        <w:tc>
+          <w:tcPr>
+            <w:tcW w:w="3226" w:type="dxa"/>
+            <w:tcBorders>
+              <w:top w:val="none" w:sz="0" w:space="0" w:color="FFFFFF"/>
+              <w:left w:val="none" w:sz="0" w:space="0" w:color="FFFFFF"/>
+              <w:bottom w:val="none" w:sz="0" w:space="0" w:color="FFFFFF"/>
+              <w:right w:val="none" w:sz="0" w:space="0" w:color="FFFFFF"/>
+            </w:tcBorders>
+            <w:shd w:val="clear" w:color="auto" w:fill="FFFFFF"/>
+            <w:tcMar>
+              <w:top w:w="60" w:type="dxa"/>
+              <w:left w:w="0" w:type="dxa"/>
+              <w:bottom w:w="60" w:type="dxa"/>
+              <w:right w:w="120" w:type="dxa"/>
+            </w:tcMar>
+          </w:tcPr>
+          <w:p>
+            <w:r>
+              <w:rPr>
+                <w:color w:val="000000"/>
+                <w:sz w:val="22"/>
+                <w:szCs w:val="22"/>
+              </w:rPr>
+              <w:t>Tecla de respuesta</w:t>
+            </w:r>
+          </w:p>
+        </w:tc>
+      </w:tr>
+      <w:tr>
+        <w:tc>
+          <w:tcPr>
+            <w:tcW w:w="3600" w:type="dxa"/>
+            <w:tcBorders>
+              <w:top w:val="none" w:sz="0" w:space="0" w:color="FFFFFF"/>
+              <w:left w:val="none" w:sz="0" w:space="0" w:color="FFFFFF"/>
+              <w:bottom w:val="none" w:sz="0" w:space="0" w:color="FFFFFF"/>
+              <w:right w:val="none" w:sz="0" w:space="0" w:color="FFFFFF"/>
+            </w:tcBorders>
+            <w:shd w:val="clear" w:color="auto" w:fill="FFFFFF"/>
+            <w:tcMar>
+              <w:top w:w="60" w:type="dxa"/>
+              <w:left w:w="0" w:type="dxa"/>
+              <w:bottom w:w="60" w:type="dxa"/>
+              <w:right w:w="120" w:type="dxa"/>
+            </w:tcMar>
+          </w:tcPr>
+          <w:p>
+            <w:pPr>
+              <w:rPr>
+                <w:rFonts w:eastAsia="Courier New"/>
+                <w:color w:val="000000"/>
+                <w:sz w:val="22"/>
+                <w:szCs w:val="22"/>
+              </w:rPr>
+            </w:pPr>
+            <w:r>
+              <w:rPr>
+                <w:rFonts w:eastAsia="Courier New"/>
+                <w:color w:val="000000"/>
+                <w:sz w:val="22"/>
+                <w:szCs w:val="22"/>
+              </w:rPr>
+              <w:t>ITI (× 48)</w:t>
+            </w:r>
+          </w:p>
+        </w:tc>
+        <w:tc>
+          <w:tcPr>
+            <w:tcW w:w="2200" w:type="dxa"/>
+            <w:tcBorders>
+              <w:top w:val="none" w:sz="0" w:space="0" w:color="FFFFFF"/>
+              <w:left w:val="none" w:sz="0" w:space="0" w:color="FFFFFF"/>
+              <w:bottom w:val="none" w:sz="0" w:space="0" w:color="FFFFFF"/>
+              <w:right w:val="none" w:sz="0" w:space="0" w:color="FFFFFF"/>
+            </w:tcBorders>
+            <w:shd w:val="clear" w:color="auto" w:fill="FFFFFF"/>
+            <w:tcMar>
+              <w:top w:w="60" w:type="dxa"/>
+              <w:left w:w="0" w:type="dxa"/>
+              <w:bottom w:w="60" w:type="dxa"/>
+              <w:right w:w="120" w:type="dxa"/>
+            </w:tcMar>
+          </w:tcPr>
+          <w:p>
+            <w:pPr>
+              <w:rPr>
+                <w:color w:val="000000"/>
+                <w:sz w:val="22"/>
+                <w:szCs w:val="22"/>
+              </w:rPr>
+            </w:pPr>
+            <w:r>
+              <w:rPr>
+                <w:color w:val="000000"/>
+                <w:sz w:val="22"/>
+                <w:szCs w:val="22"/>
+              </w:rPr>
+              <w:t>500 ms</w:t>
+            </w:r>
+          </w:p>
+        </w:tc>
+        <w:tc>
+          <w:tcPr>
+            <w:tcW w:w="3226" w:type="dxa"/>
+            <w:tcBorders>
+              <w:top w:val="none" w:sz="0" w:space="0" w:color="FFFFFF"/>
+              <w:left w:val="none" w:sz="0" w:space="0" w:color="FFFFFF"/>
+              <w:bottom w:val="none" w:sz="0" w:space="0" w:color="FFFFFF"/>
+              <w:right w:val="none" w:sz="0" w:space="0" w:color="FFFFFF"/>
+            </w:tcBorders>
+            <w:shd w:val="clear" w:color="auto" w:fill="FFFFFF"/>
+            <w:tcMar>
+              <w:top w:w="60" w:type="dxa"/>
+              <w:left w:w="0" w:type="dxa"/>
+              <w:bottom w:w="60" w:type="dxa"/>
+              <w:right w:w="120" w:type="dxa"/>
+            </w:tcMar>
+          </w:tcPr>
+          <w:p>
+            <w:pPr>
+              <w:rPr>
+                <w:color w:val="000000"/>
+                <w:sz w:val="22"/>
+                <w:szCs w:val="22"/>
+              </w:rPr>
+            </w:pPr>
+            <w:r>
+              <w:rPr>
+                <w:color w:val="000000"/>
+                <w:sz w:val="22"/>
+                <w:szCs w:val="22"/>
+              </w:rPr>
+              <w:t>Automático</w:t>
+            </w:r>
+          </w:p>
+        </w:tc>
+      </w:tr>
+      <w:tr>
+        <w:tc>
+          <w:tcPr>
+            <w:tcW w:w="3600" w:type="dxa"/>
+            <w:tcBorders>
+              <w:top w:val="none" w:sz="0" w:space="0" w:color="FFFFFF"/>
+              <w:left w:val="none" w:sz="0" w:space="0" w:color="FFFFFF"/>
+              <w:bottom w:val="single" w:sz="12" w:space="0" w:color="000000"/>
+              <w:right w:val="none" w:sz="0" w:space="0" w:color="FFFFFF"/>
+            </w:tcBorders>
+            <w:shd w:val="clear" w:color="auto" w:fill="FFFFFF"/>
+            <w:tcMar>
+              <w:top w:w="60" w:type="dxa"/>
+              <w:left w:w="0" w:type="dxa"/>
+              <w:bottom w:w="60" w:type="dxa"/>
+              <w:right w:w="120" w:type="dxa"/>
+            </w:tcMar>
+          </w:tcPr>
+          <w:p>
+            <w:r>
+              <w:rPr>
+                <w:rFonts w:eastAsia="Courier New"/>
+                <w:color w:val="000000"/>
+                <w:sz w:val="22"/>
+                <w:szCs w:val="22"/>
+              </w:rPr>
               <w:t>fin_experimento</w:t>
             </w:r>
-            <w:proofErr w:type="spellEnd"/>
           </w:p>
         </w:tc>
         <w:tc>
@@ -1300,79 +1519,7 @@
           <w:sz w:val="20"/>
           <w:szCs w:val="20"/>
         </w:rPr>
-        <w:t xml:space="preserve">Las </w:t>
-      </w:r>
-      <w:proofErr w:type="spellStart"/>
-      <w:r>
-        <w:rPr>
-          <w:color w:val="000000"/>
-          <w:sz w:val="20"/>
-          <w:szCs w:val="20"/>
-        </w:rPr>
-        <w:t>routines</w:t>
-      </w:r>
-      <w:proofErr w:type="spellEnd"/>
-      <w:r>
-        <w:rPr>
-          <w:color w:val="000000"/>
-          <w:sz w:val="20"/>
-          <w:szCs w:val="20"/>
-        </w:rPr>
-        <w:t xml:space="preserve"> con duración '1500 ms' tienen tiempo límite de respuesta (</w:t>
-      </w:r>
-      <w:proofErr w:type="spellStart"/>
-      <w:r>
-        <w:rPr>
-          <w:color w:val="000000"/>
-          <w:sz w:val="20"/>
-          <w:szCs w:val="20"/>
-        </w:rPr>
-        <w:t>forceEndRoutine</w:t>
-      </w:r>
-      <w:proofErr w:type="spellEnd"/>
-      <w:r>
-        <w:rPr>
-          <w:color w:val="000000"/>
-          <w:sz w:val="20"/>
-          <w:szCs w:val="20"/>
-        </w:rPr>
-        <w:t xml:space="preserve"> = True). Si no hay respuesta en 1500 ms, el trial se registra como omisión. Las </w:t>
-      </w:r>
-      <w:proofErr w:type="spellStart"/>
-      <w:r>
-        <w:rPr>
-          <w:color w:val="000000"/>
-          <w:sz w:val="20"/>
-          <w:szCs w:val="20"/>
-        </w:rPr>
-        <w:t>routines</w:t>
-      </w:r>
-      <w:proofErr w:type="spellEnd"/>
-      <w:r>
-        <w:rPr>
-          <w:color w:val="000000"/>
-          <w:sz w:val="20"/>
-          <w:szCs w:val="20"/>
-        </w:rPr>
-        <w:t xml:space="preserve"> con avance automático no requieren componente </w:t>
-      </w:r>
-      <w:proofErr w:type="spellStart"/>
-      <w:r>
-        <w:rPr>
-          <w:color w:val="000000"/>
-          <w:sz w:val="20"/>
-          <w:szCs w:val="20"/>
-        </w:rPr>
-        <w:t>Keyboard</w:t>
-      </w:r>
-      <w:proofErr w:type="spellEnd"/>
-      <w:r>
-        <w:rPr>
-          <w:color w:val="000000"/>
-          <w:sz w:val="20"/>
-          <w:szCs w:val="20"/>
-        </w:rPr>
-        <w:t>.</w:t>
+        <w:t>Las routines con duración '1500 ms' tienen tiempo límite de respuesta (forceEndRoutine = True). Si no hay respuesta en 1500 ms, el trial se registra como omisión. Las routines con avance automático no requieren componente Keyboard.</w:t>
       </w:r>
     </w:p>
     <w:p>
@@ -1394,7 +1541,6 @@
         <w:spacing w:before="40" w:after="120" w:line="276" w:lineRule="auto"/>
         <w:jc w:val="both"/>
       </w:pPr>
-      <w:proofErr w:type="spellStart"/>
       <w:r>
         <w:rPr>
           <w:i/>
@@ -1403,18 +1549,7 @@
           <w:sz w:val="22"/>
           <w:szCs w:val="22"/>
         </w:rPr>
-        <w:t>Routine</w:t>
-      </w:r>
-      <w:proofErr w:type="spellEnd"/>
-      <w:r>
-        <w:rPr>
-          <w:i/>
-          <w:iCs/>
-          <w:color w:val="000000"/>
-          <w:sz w:val="22"/>
-          <w:szCs w:val="22"/>
-        </w:rPr>
-        <w:t xml:space="preserve">: </w:t>
+        <w:t xml:space="preserve">Routine: </w:t>
       </w:r>
       <w:r>
         <w:rPr>
@@ -1484,25 +1619,7 @@
                 <w:sz w:val="22"/>
                 <w:szCs w:val="22"/>
               </w:rPr>
-              <w:t xml:space="preserve">Bienvenido/a </w:t>
-            </w:r>
-            <w:proofErr w:type="spellStart"/>
-            <w:r>
-              <w:rPr>
-                <w:color w:val="000000"/>
-                <w:sz w:val="22"/>
-                <w:szCs w:val="22"/>
-              </w:rPr>
-              <w:t>a</w:t>
-            </w:r>
-            <w:proofErr w:type="spellEnd"/>
-            <w:r>
-              <w:rPr>
-                <w:color w:val="000000"/>
-                <w:sz w:val="22"/>
-                <w:szCs w:val="22"/>
-              </w:rPr>
-              <w:t xml:space="preserve"> esta tarea.</w:t>
+              <w:t>Bienvenido/a a esta tarea.</w:t>
             </w:r>
           </w:p>
           <w:p>
@@ -1614,6 +1731,7 @@
                 <w:sz w:val="22"/>
                 <w:szCs w:val="22"/>
               </w:rPr>
+              <w:lastRenderedPageBreak/>
               <w:t>S  →  Verde</w:t>
             </w:r>
           </w:p>
@@ -1820,7 +1938,6 @@
         <w:spacing w:before="40" w:after="120" w:line="276" w:lineRule="auto"/>
         <w:jc w:val="both"/>
       </w:pPr>
-      <w:proofErr w:type="spellStart"/>
       <w:r>
         <w:rPr>
           <w:i/>
@@ -1829,20 +1946,17 @@
           <w:sz w:val="22"/>
           <w:szCs w:val="22"/>
         </w:rPr>
-        <w:t>Routine</w:t>
-      </w:r>
-      <w:proofErr w:type="spellEnd"/>
-      <w:r>
-        <w:rPr>
-          <w:i/>
-          <w:iCs/>
+        <w:t xml:space="preserve">Routine: </w:t>
+      </w:r>
+      <w:r>
+        <w:rPr>
+          <w:rFonts w:eastAsia="Courier New"/>
           <w:color w:val="000000"/>
           <w:sz w:val="22"/>
           <w:szCs w:val="22"/>
         </w:rPr>
-        <w:t xml:space="preserve">: </w:t>
-      </w:r>
-      <w:proofErr w:type="spellStart"/>
+        <w:t>instrucciones</w:t>
+      </w:r>
       <w:r>
         <w:rPr>
           <w:rFonts w:eastAsia="Courier New"/>
@@ -1850,18 +1964,8 @@
           <w:sz w:val="22"/>
           <w:szCs w:val="22"/>
         </w:rPr>
-        <w:t>instrucciones</w:t>
-      </w:r>
-      <w:r>
-        <w:rPr>
-          <w:rFonts w:eastAsia="Courier New"/>
-          <w:color w:val="000000"/>
-          <w:sz w:val="22"/>
-          <w:szCs w:val="22"/>
-        </w:rPr>
         <w:t>_practica</w:t>
       </w:r>
-      <w:proofErr w:type="spellEnd"/>
       <w:r>
         <w:rPr>
           <w:i/>
@@ -2163,7 +2267,6 @@
         <w:spacing w:before="40" w:after="120" w:line="276" w:lineRule="auto"/>
         <w:jc w:val="both"/>
       </w:pPr>
-      <w:proofErr w:type="spellStart"/>
       <w:r>
         <w:rPr>
           <w:i/>
@@ -2172,30 +2275,17 @@
           <w:sz w:val="22"/>
           <w:szCs w:val="22"/>
         </w:rPr>
-        <w:t>Routine</w:t>
-      </w:r>
-      <w:proofErr w:type="spellEnd"/>
-      <w:r>
-        <w:rPr>
-          <w:i/>
-          <w:iCs/>
+        <w:t xml:space="preserve">Routine: </w:t>
+      </w:r>
+      <w:r>
+        <w:rPr>
+          <w:rFonts w:eastAsia="Courier New"/>
           <w:color w:val="000000"/>
           <w:sz w:val="22"/>
           <w:szCs w:val="22"/>
         </w:rPr>
-        <w:t xml:space="preserve">: </w:t>
-      </w:r>
-      <w:proofErr w:type="spellStart"/>
-      <w:r>
-        <w:rPr>
-          <w:rFonts w:eastAsia="Courier New"/>
-          <w:color w:val="000000"/>
-          <w:sz w:val="22"/>
-          <w:szCs w:val="22"/>
-        </w:rPr>
         <w:t>feedback_practica</w:t>
       </w:r>
-      <w:proofErr w:type="spellEnd"/>
       <w:r>
         <w:rPr>
           <w:i/>
@@ -2322,139 +2412,7 @@
           <w:sz w:val="20"/>
           <w:szCs w:val="20"/>
         </w:rPr>
-        <w:t xml:space="preserve">Componente Code en Begin </w:t>
-      </w:r>
-      <w:proofErr w:type="spellStart"/>
-      <w:r>
-        <w:rPr>
-          <w:i/>
-          <w:iCs/>
-          <w:color w:val="444444"/>
-          <w:sz w:val="20"/>
-          <w:szCs w:val="20"/>
-        </w:rPr>
-        <w:t>Routine</w:t>
-      </w:r>
-      <w:proofErr w:type="spellEnd"/>
-      <w:r>
-        <w:rPr>
-          <w:i/>
-          <w:iCs/>
-          <w:color w:val="444444"/>
-          <w:sz w:val="20"/>
-          <w:szCs w:val="20"/>
-        </w:rPr>
-        <w:t xml:space="preserve">: evaluar </w:t>
-      </w:r>
-      <w:proofErr w:type="spellStart"/>
-      <w:r>
-        <w:rPr>
-          <w:i/>
-          <w:iCs/>
-          <w:color w:val="444444"/>
-          <w:sz w:val="20"/>
-          <w:szCs w:val="20"/>
-        </w:rPr>
-        <w:t>key_resp_practice.corr</w:t>
-      </w:r>
-      <w:proofErr w:type="spellEnd"/>
-      <w:r>
-        <w:rPr>
-          <w:i/>
-          <w:iCs/>
-          <w:color w:val="444444"/>
-          <w:sz w:val="20"/>
-          <w:szCs w:val="20"/>
-        </w:rPr>
-        <w:t xml:space="preserve"> y asignar a variable </w:t>
-      </w:r>
-      <w:proofErr w:type="spellStart"/>
-      <w:r>
-        <w:rPr>
-          <w:i/>
-          <w:iCs/>
-          <w:color w:val="444444"/>
-          <w:sz w:val="20"/>
-          <w:szCs w:val="20"/>
-        </w:rPr>
-        <w:t>mensaje_feedback</w:t>
-      </w:r>
-      <w:proofErr w:type="spellEnd"/>
-      <w:r>
-        <w:rPr>
-          <w:i/>
-          <w:iCs/>
-          <w:color w:val="444444"/>
-          <w:sz w:val="20"/>
-          <w:szCs w:val="20"/>
-        </w:rPr>
-        <w:t>. Componente Text: $</w:t>
-      </w:r>
-      <w:proofErr w:type="spellStart"/>
-      <w:r>
-        <w:rPr>
-          <w:i/>
-          <w:iCs/>
-          <w:color w:val="444444"/>
-          <w:sz w:val="20"/>
-          <w:szCs w:val="20"/>
-        </w:rPr>
-        <w:t>mensaje_feedback</w:t>
-      </w:r>
-      <w:proofErr w:type="spellEnd"/>
-      <w:r>
-        <w:rPr>
-          <w:i/>
-          <w:iCs/>
-          <w:color w:val="444444"/>
-          <w:sz w:val="20"/>
-          <w:szCs w:val="20"/>
-        </w:rPr>
-        <w:t xml:space="preserve"> con 'set </w:t>
-      </w:r>
-      <w:proofErr w:type="spellStart"/>
-      <w:r>
-        <w:rPr>
-          <w:i/>
-          <w:iCs/>
-          <w:color w:val="444444"/>
-          <w:sz w:val="20"/>
-          <w:szCs w:val="20"/>
-        </w:rPr>
-        <w:t>every</w:t>
-      </w:r>
-      <w:proofErr w:type="spellEnd"/>
-      <w:r>
-        <w:rPr>
-          <w:i/>
-          <w:iCs/>
-          <w:color w:val="444444"/>
-          <w:sz w:val="20"/>
-          <w:szCs w:val="20"/>
-        </w:rPr>
-        <w:t xml:space="preserve"> </w:t>
-      </w:r>
-      <w:proofErr w:type="spellStart"/>
-      <w:r>
-        <w:rPr>
-          <w:i/>
-          <w:iCs/>
-          <w:color w:val="444444"/>
-          <w:sz w:val="20"/>
-          <w:szCs w:val="20"/>
-        </w:rPr>
-        <w:t>repeat</w:t>
-      </w:r>
-      <w:proofErr w:type="spellEnd"/>
-      <w:r>
-        <w:rPr>
-          <w:i/>
-          <w:iCs/>
-          <w:color w:val="444444"/>
-          <w:sz w:val="20"/>
-          <w:szCs w:val="20"/>
-        </w:rPr>
-        <w:t>'. Duración = 1 s.</w:t>
+        <w:t>Componente Code en Begin Routine: evaluar key_resp_practice.corr y asignar a variable mensaje_feedback. Componente Text: $mensaje_feedback con 'set every repeat'. Duración = 1 s.</w:t>
       </w:r>
     </w:p>
     <w:p>
@@ -2468,25 +2426,14 @@
           <w:bCs/>
           <w:color w:val="000000"/>
         </w:rPr>
-        <w:t xml:space="preserve">4. </w:t>
-      </w:r>
-      <w:proofErr w:type="spellStart"/>
-      <w:r>
-        <w:rPr>
-          <w:b/>
-          <w:bCs/>
-          <w:color w:val="000000"/>
-        </w:rPr>
-        <w:t>fin_practica</w:t>
-      </w:r>
-      <w:proofErr w:type="spellEnd"/>
+        <w:t>4. fin_practica</w:t>
+      </w:r>
     </w:p>
     <w:p>
       <w:pPr>
         <w:spacing w:before="40" w:after="120" w:line="276" w:lineRule="auto"/>
         <w:jc w:val="both"/>
       </w:pPr>
-      <w:proofErr w:type="spellStart"/>
       <w:r>
         <w:rPr>
           <w:i/>
@@ -2495,30 +2442,17 @@
           <w:sz w:val="22"/>
           <w:szCs w:val="22"/>
         </w:rPr>
-        <w:t>Routine</w:t>
-      </w:r>
-      <w:proofErr w:type="spellEnd"/>
-      <w:r>
-        <w:rPr>
-          <w:i/>
-          <w:iCs/>
+        <w:t xml:space="preserve">Routine: </w:t>
+      </w:r>
+      <w:r>
+        <w:rPr>
+          <w:rFonts w:eastAsia="Courier New"/>
           <w:color w:val="000000"/>
           <w:sz w:val="22"/>
           <w:szCs w:val="22"/>
         </w:rPr>
-        <w:t xml:space="preserve">: </w:t>
-      </w:r>
-      <w:proofErr w:type="spellStart"/>
-      <w:r>
-        <w:rPr>
-          <w:rFonts w:eastAsia="Courier New"/>
-          <w:color w:val="000000"/>
-          <w:sz w:val="22"/>
-          <w:szCs w:val="22"/>
-        </w:rPr>
         <w:t>fin_practica</w:t>
       </w:r>
-      <w:proofErr w:type="spellEnd"/>
       <w:r>
         <w:rPr>
           <w:i/>
@@ -2619,7 +2553,6 @@
                 <w:sz w:val="22"/>
                 <w:szCs w:val="22"/>
               </w:rPr>
-              <w:lastRenderedPageBreak/>
               <w:t>Ya no recibirás retroalimentación sobre tus respuestas.</w:t>
             </w:r>
           </w:p>
@@ -2652,29 +2585,7 @@
           <w:sz w:val="20"/>
           <w:szCs w:val="20"/>
         </w:rPr>
-        <w:t xml:space="preserve">Componente Text, duración = 5 s. Sin componente </w:t>
-      </w:r>
-      <w:proofErr w:type="spellStart"/>
-      <w:r>
-        <w:rPr>
-          <w:i/>
-          <w:iCs/>
-          <w:color w:val="444444"/>
-          <w:sz w:val="20"/>
-          <w:szCs w:val="20"/>
-        </w:rPr>
-        <w:t>Keyboard</w:t>
-      </w:r>
-      <w:proofErr w:type="spellEnd"/>
-      <w:r>
-        <w:rPr>
-          <w:i/>
-          <w:iCs/>
-          <w:color w:val="444444"/>
-          <w:sz w:val="20"/>
-          <w:szCs w:val="20"/>
-        </w:rPr>
-        <w:t>.</w:t>
+        <w:t>Componente Text, duración = 5 s. Sin componente Keyboard.</w:t>
       </w:r>
     </w:p>
     <w:p>
@@ -2696,7 +2607,6 @@
         <w:spacing w:before="40" w:after="120" w:line="276" w:lineRule="auto"/>
         <w:jc w:val="both"/>
       </w:pPr>
-      <w:proofErr w:type="spellStart"/>
       <w:r>
         <w:rPr>
           <w:i/>
@@ -2705,18 +2615,7 @@
           <w:sz w:val="22"/>
           <w:szCs w:val="22"/>
         </w:rPr>
-        <w:t>Routine</w:t>
-      </w:r>
-      <w:proofErr w:type="spellEnd"/>
-      <w:r>
-        <w:rPr>
-          <w:i/>
-          <w:iCs/>
-          <w:color w:val="000000"/>
-          <w:sz w:val="22"/>
-          <w:szCs w:val="22"/>
-        </w:rPr>
-        <w:t xml:space="preserve">: </w:t>
+        <w:t xml:space="preserve">Routine: </w:t>
       </w:r>
       <w:r>
         <w:rPr>
@@ -2845,29 +2744,7 @@
           <w:sz w:val="20"/>
           <w:szCs w:val="20"/>
         </w:rPr>
-        <w:t xml:space="preserve">Componente Text, duración = 60 s. Sin componente </w:t>
-      </w:r>
-      <w:proofErr w:type="spellStart"/>
-      <w:r>
-        <w:rPr>
-          <w:i/>
-          <w:iCs/>
-          <w:color w:val="444444"/>
-          <w:sz w:val="20"/>
-          <w:szCs w:val="20"/>
-        </w:rPr>
-        <w:t>Keyboard</w:t>
-      </w:r>
-      <w:proofErr w:type="spellEnd"/>
-      <w:r>
-        <w:rPr>
-          <w:i/>
-          <w:iCs/>
-          <w:color w:val="444444"/>
-          <w:sz w:val="20"/>
-          <w:szCs w:val="20"/>
-        </w:rPr>
-        <w:t>.</w:t>
+        <w:t>Componente Text, duración = 60 s. Sin componente Keyboard.</w:t>
       </w:r>
     </w:p>
     <w:p>
@@ -2881,16 +2758,15 @@
           <w:bCs/>
           <w:color w:val="000000"/>
         </w:rPr>
-        <w:t xml:space="preserve">6. </w:t>
-      </w:r>
-      <w:proofErr w:type="spellStart"/>
+        <w:t>6. in</w:t>
+      </w:r>
       <w:r>
         <w:rPr>
           <w:b/>
           <w:bCs/>
           <w:color w:val="000000"/>
         </w:rPr>
-        <w:t>in</w:t>
+        <w:t>strucciones</w:t>
       </w:r>
       <w:r>
         <w:rPr>
@@ -2898,24 +2774,14 @@
           <w:bCs/>
           <w:color w:val="000000"/>
         </w:rPr>
-        <w:t>strucciones</w:t>
-      </w:r>
-      <w:r>
-        <w:rPr>
-          <w:b/>
-          <w:bCs/>
-          <w:color w:val="000000"/>
-        </w:rPr>
         <w:t>_experimental</w:t>
       </w:r>
-      <w:proofErr w:type="spellEnd"/>
     </w:p>
     <w:p>
       <w:pPr>
         <w:spacing w:before="40" w:after="120" w:line="276" w:lineRule="auto"/>
         <w:jc w:val="both"/>
       </w:pPr>
-      <w:proofErr w:type="spellStart"/>
       <w:r>
         <w:rPr>
           <w:i/>
@@ -2924,20 +2790,17 @@
           <w:sz w:val="22"/>
           <w:szCs w:val="22"/>
         </w:rPr>
-        <w:t>Routine</w:t>
-      </w:r>
-      <w:proofErr w:type="spellEnd"/>
-      <w:r>
-        <w:rPr>
-          <w:i/>
-          <w:iCs/>
+        <w:t xml:space="preserve">Routine: </w:t>
+      </w:r>
+      <w:r>
+        <w:rPr>
+          <w:rFonts w:eastAsia="Courier New"/>
           <w:color w:val="000000"/>
           <w:sz w:val="22"/>
           <w:szCs w:val="22"/>
         </w:rPr>
-        <w:t xml:space="preserve">: </w:t>
-      </w:r>
-      <w:proofErr w:type="spellStart"/>
+        <w:t>in</w:t>
+      </w:r>
       <w:r>
         <w:rPr>
           <w:rFonts w:eastAsia="Courier New"/>
@@ -2945,7 +2808,7 @@
           <w:sz w:val="22"/>
           <w:szCs w:val="22"/>
         </w:rPr>
-        <w:t>in</w:t>
+        <w:t>strucciones</w:t>
       </w:r>
       <w:r>
         <w:rPr>
@@ -2954,18 +2817,8 @@
           <w:sz w:val="22"/>
           <w:szCs w:val="22"/>
         </w:rPr>
-        <w:t>strucciones</w:t>
-      </w:r>
-      <w:r>
-        <w:rPr>
-          <w:rFonts w:eastAsia="Courier New"/>
-          <w:color w:val="000000"/>
-          <w:sz w:val="22"/>
-          <w:szCs w:val="22"/>
-        </w:rPr>
         <w:t>_experimental</w:t>
       </w:r>
-      <w:proofErr w:type="spellEnd"/>
       <w:r>
         <w:rPr>
           <w:i/>
@@ -3259,7 +3112,6 @@
         <w:spacing w:before="40" w:after="120" w:line="276" w:lineRule="auto"/>
         <w:jc w:val="both"/>
       </w:pPr>
-      <w:proofErr w:type="spellStart"/>
       <w:r>
         <w:rPr>
           <w:i/>
@@ -3268,30 +3120,17 @@
           <w:sz w:val="22"/>
           <w:szCs w:val="22"/>
         </w:rPr>
-        <w:t>Routine</w:t>
-      </w:r>
-      <w:proofErr w:type="spellEnd"/>
-      <w:r>
-        <w:rPr>
-          <w:i/>
-          <w:iCs/>
+        <w:t xml:space="preserve">Routine: </w:t>
+      </w:r>
+      <w:r>
+        <w:rPr>
+          <w:rFonts w:eastAsia="Courier New"/>
           <w:color w:val="000000"/>
           <w:sz w:val="22"/>
           <w:szCs w:val="22"/>
         </w:rPr>
-        <w:t xml:space="preserve">: </w:t>
-      </w:r>
-      <w:proofErr w:type="spellStart"/>
-      <w:r>
-        <w:rPr>
-          <w:rFonts w:eastAsia="Courier New"/>
-          <w:color w:val="000000"/>
-          <w:sz w:val="22"/>
-          <w:szCs w:val="22"/>
-        </w:rPr>
         <w:t>fin_experimento</w:t>
       </w:r>
-      <w:proofErr w:type="spellEnd"/>
       <w:r>
         <w:rPr>
           <w:i/>
@@ -3410,29 +3249,7 @@
           <w:sz w:val="20"/>
           <w:szCs w:val="20"/>
         </w:rPr>
-        <w:t xml:space="preserve">Componente Text, duración = 5 s. Sin componente </w:t>
-      </w:r>
-      <w:proofErr w:type="spellStart"/>
-      <w:r>
-        <w:rPr>
-          <w:i/>
-          <w:iCs/>
-          <w:color w:val="444444"/>
-          <w:sz w:val="20"/>
-          <w:szCs w:val="20"/>
-        </w:rPr>
-        <w:t>Keyboard</w:t>
-      </w:r>
-      <w:proofErr w:type="spellEnd"/>
-      <w:r>
-        <w:rPr>
-          <w:i/>
-          <w:iCs/>
-          <w:color w:val="444444"/>
-          <w:sz w:val="20"/>
-          <w:szCs w:val="20"/>
-        </w:rPr>
-        <w:t>.</w:t>
+        <w:t>Componente Text, duración = 5 s. Sin componente Keyboard.</w:t>
       </w:r>
     </w:p>
     <w:sectPr>
@@ -3447,7 +3264,7 @@
 </file>
 
 <file path=word/endnotes.xml><?xml version="1.0" encoding="utf-8"?>
-<w:endnotes xmlns:wpc="http://schemas.microsoft.com/office/word/2010/wordprocessingCanvas" xmlns:cx="http://schemas.microsoft.com/office/drawing/2014/chartex" xmlns:cx1="http://schemas.microsoft.com/office/drawing/2015/9/8/chartex" xmlns:cx2="http://schemas.microsoft.com/office/drawing/2015/10/21/chartex" xmlns:cx3="http://schemas.microsoft.com/office/drawing/2016/5/9/chartex" xmlns:cx4="http://schemas.microsoft.com/office/drawing/2016/5/10/chartex" xmlns:cx5="http://schemas.microsoft.com/office/drawing/2016/5/11/chartex" xmlns:cx6="http://schemas.microsoft.com/office/drawing/2016/5/12/chartex" xmlns:cx7="http://schemas.microsoft.com/office/drawing/2016/5/13/chartex" xmlns:cx8="http://schemas.microsoft.com/office/drawing/2016/5/14/chartex" xmlns:mc="http://schemas.openxmlformats.org/markup-compatibility/2006" xmlns:aink="http://schemas.microsoft.com/office/drawing/2016/ink" xmlns:am3d="http://schemas.microsoft.com/office/drawing/2017/model3d" xmlns:o="urn:schemas-microsoft-com:office:office" xmlns:oel="http://schemas.microsoft.com/office/2019/extlst" xmlns:r="http://schemas.openxmlformats.org/officeDocument/2006/relationships" xmlns:m="http://schemas.openxmlformats.org/officeDocument/2006/math" xmlns:v="urn:schemas-microsoft-com:vml" xmlns:wp14="http://schemas.microsoft.com/office/word/2010/wordprocessingDrawing" xmlns:wp="http://schemas.openxmlformats.org/drawingml/2006/wordprocessingDrawing" xmlns:w10="urn:schemas-microsoft-com:office:word" xmlns:w="http://schemas.openxmlformats.org/wordprocessingml/2006/main" xmlns:w14="http://schemas.microsoft.com/office/word/2010/wordml" xmlns:w15="http://schemas.microsoft.com/office/word/2012/wordml" xmlns:w16cex="http://schemas.microsoft.com/office/word/2018/wordml/cex" xmlns:w16cid="http://schemas.microsoft.com/office/word/2016/wordml/cid" xmlns:w16="http://schemas.microsoft.com/office/word/2018/wordml" xmlns:w16du="http://schemas.microsoft.com/office/word/2023/wordml/word16du" xmlns:w16sdtdh="http://schemas.microsoft.com/office/word/2020/wordml/sdtdatahash" xmlns:w16sdtfl="http://schemas.microsoft.com/office/word/2024/wordml/sdtformatlock" xmlns:w16se="http://schemas.microsoft.com/office/word/2015/wordml/symex" xmlns:wpg="http://schemas.microsoft.com/office/word/2010/wordprocessingGroup" xmlns:wpi="http://schemas.microsoft.com/office/word/2010/wordprocessingInk" xmlns:wne="http://schemas.microsoft.com/office/word/2006/wordml" xmlns:wps="http://schemas.microsoft.com/office/word/2010/wordprocessingShape" mc:Ignorable="w14 w15 w16se w16cid w16 w16cex w16sdtdh w16sdtfl w16du wp14">
+<w:endnotes xmlns:wpc="http://schemas.microsoft.com/office/word/2010/wordprocessingCanvas" xmlns:cx="http://schemas.microsoft.com/office/drawing/2014/chartex" xmlns:cx1="http://schemas.microsoft.com/office/drawing/2015/9/8/chartex" xmlns:cx2="http://schemas.microsoft.com/office/drawing/2015/10/21/chartex" xmlns:cx3="http://schemas.microsoft.com/office/drawing/2016/5/9/chartex" xmlns:cx4="http://schemas.microsoft.com/office/drawing/2016/5/10/chartex" xmlns:cx5="http://schemas.microsoft.com/office/drawing/2016/5/11/chartex" xmlns:cx6="http://schemas.microsoft.com/office/drawing/2016/5/12/chartex" xmlns:cx7="http://schemas.microsoft.com/office/drawing/2016/5/13/chartex" xmlns:cx8="http://schemas.microsoft.com/office/drawing/2016/5/14/chartex" xmlns:mc="http://schemas.openxmlformats.org/markup-compatibility/2006" xmlns:m="http://schemas.openxmlformats.org/officeDocument/2006/math" xmlns:aink="http://schemas.microsoft.com/office/drawing/2016/ink" xmlns:am3d="http://schemas.microsoft.com/office/drawing/2017/model3d" xmlns:oel="http://schemas.microsoft.com/office/2019/extlst" xmlns:r="http://schemas.openxmlformats.org/officeDocument/2006/relationships" xmlns:wp14="http://schemas.microsoft.com/office/word/2010/wordprocessingDrawing" xmlns:wp="http://schemas.openxmlformats.org/drawingml/2006/wordprocessingDrawing" xmlns:wpg="http://schemas.microsoft.com/office/word/2010/wordprocessingGroup" xmlns:wpi="http://schemas.microsoft.com/office/word/2010/wordprocessingInk" xmlns:wps="http://schemas.microsoft.com/office/word/2010/wordprocessingShape" xmlns:o="urn:schemas-microsoft-com:office:office" xmlns:v="urn:schemas-microsoft-com:vml" xmlns:w10="urn:schemas-microsoft-com:office:word" xmlns:w="http://schemas.openxmlformats.org/wordprocessingml/2006/main" xmlns:w14="http://schemas.microsoft.com/office/word/2010/wordml" xmlns:w15="http://schemas.microsoft.com/office/word/2012/wordml" xmlns:w16cex="http://schemas.microsoft.com/office/word/2018/wordml/cex" xmlns:w16cid="http://schemas.microsoft.com/office/word/2016/wordml/cid" xmlns:w16="http://schemas.microsoft.com/office/word/2018/wordml" xmlns:w16sdtdh="http://schemas.microsoft.com/office/word/2020/wordml/sdtdatahash" xmlns:w16sdtfl="http://schemas.microsoft.com/office/word/2024/wordml/sdtformatlock" xmlns:w16se="http://schemas.microsoft.com/office/word/2015/wordml/symex" xmlns:w16du="http://schemas.microsoft.com/office/word/2023/wordml/word16du" xmlns:wne="http://schemas.microsoft.com/office/word/2006/wordml" mc:Ignorable="w14 w15 w16se w16cid w16 w16cex w16sdtdh w16sdtfl w16du wp14">
   <w:endnote w:type="separator" w:id="-1">
     <w:p>
       <w:r>
@@ -3466,7 +3283,7 @@
 </file>
 
 <file path=word/footer1.xml><?xml version="1.0" encoding="utf-8"?>
-<w:ftr xmlns:wpc="http://schemas.microsoft.com/office/word/2010/wordprocessingCanvas" xmlns:cx="http://schemas.microsoft.com/office/drawing/2014/chartex" xmlns:cx1="http://schemas.microsoft.com/office/drawing/2015/9/8/chartex" xmlns:cx2="http://schemas.microsoft.com/office/drawing/2015/10/21/chartex" xmlns:cx3="http://schemas.microsoft.com/office/drawing/2016/5/9/chartex" xmlns:cx4="http://schemas.microsoft.com/office/drawing/2016/5/10/chartex" xmlns:cx5="http://schemas.microsoft.com/office/drawing/2016/5/11/chartex" xmlns:cx6="http://schemas.microsoft.com/office/drawing/2016/5/12/chartex" xmlns:cx7="http://schemas.microsoft.com/office/drawing/2016/5/13/chartex" xmlns:cx8="http://schemas.microsoft.com/office/drawing/2016/5/14/chartex" xmlns:mc="http://schemas.openxmlformats.org/markup-compatibility/2006" xmlns:aink="http://schemas.microsoft.com/office/drawing/2016/ink" xmlns:am3d="http://schemas.microsoft.com/office/drawing/2017/model3d" xmlns:o="urn:schemas-microsoft-com:office:office" xmlns:oel="http://schemas.microsoft.com/office/2019/extlst" xmlns:r="http://schemas.openxmlformats.org/officeDocument/2006/relationships" xmlns:m="http://schemas.openxmlformats.org/officeDocument/2006/math" xmlns:v="urn:schemas-microsoft-com:vml" xmlns:wp14="http://schemas.microsoft.com/office/word/2010/wordprocessingDrawing" xmlns:wp="http://schemas.openxmlformats.org/drawingml/2006/wordprocessingDrawing" xmlns:w10="urn:schemas-microsoft-com:office:word" xmlns:w="http://schemas.openxmlformats.org/wordprocessingml/2006/main" xmlns:w14="http://schemas.microsoft.com/office/word/2010/wordml" xmlns:w15="http://schemas.microsoft.com/office/word/2012/wordml" xmlns:w16cex="http://schemas.microsoft.com/office/word/2018/wordml/cex" xmlns:w16cid="http://schemas.microsoft.com/office/word/2016/wordml/cid" xmlns:w16="http://schemas.microsoft.com/office/word/2018/wordml" xmlns:w16du="http://schemas.microsoft.com/office/word/2023/wordml/word16du" xmlns:w16sdtdh="http://schemas.microsoft.com/office/word/2020/wordml/sdtdatahash" xmlns:w16sdtfl="http://schemas.microsoft.com/office/word/2024/wordml/sdtformatlock" xmlns:w16se="http://schemas.microsoft.com/office/word/2015/wordml/symex" xmlns:wpg="http://schemas.microsoft.com/office/word/2010/wordprocessingGroup" xmlns:wpi="http://schemas.microsoft.com/office/word/2010/wordprocessingInk" xmlns:wne="http://schemas.microsoft.com/office/word/2006/wordml" xmlns:wps="http://schemas.microsoft.com/office/word/2010/wordprocessingShape" mc:Ignorable="w14 w15 w16se w16cid w16 w16cex w16sdtdh w16sdtfl w16du wp14">
+<w:ftr xmlns:wpc="http://schemas.microsoft.com/office/word/2010/wordprocessingCanvas" xmlns:cx="http://schemas.microsoft.com/office/drawing/2014/chartex" xmlns:cx1="http://schemas.microsoft.com/office/drawing/2015/9/8/chartex" xmlns:cx2="http://schemas.microsoft.com/office/drawing/2015/10/21/chartex" xmlns:cx3="http://schemas.microsoft.com/office/drawing/2016/5/9/chartex" xmlns:cx4="http://schemas.microsoft.com/office/drawing/2016/5/10/chartex" xmlns:cx5="http://schemas.microsoft.com/office/drawing/2016/5/11/chartex" xmlns:cx6="http://schemas.microsoft.com/office/drawing/2016/5/12/chartex" xmlns:cx7="http://schemas.microsoft.com/office/drawing/2016/5/13/chartex" xmlns:cx8="http://schemas.microsoft.com/office/drawing/2016/5/14/chartex" xmlns:mc="http://schemas.openxmlformats.org/markup-compatibility/2006" xmlns:m="http://schemas.openxmlformats.org/officeDocument/2006/math" xmlns:aink="http://schemas.microsoft.com/office/drawing/2016/ink" xmlns:am3d="http://schemas.microsoft.com/office/drawing/2017/model3d" xmlns:oel="http://schemas.microsoft.com/office/2019/extlst" xmlns:r="http://schemas.openxmlformats.org/officeDocument/2006/relationships" xmlns:wp14="http://schemas.microsoft.com/office/word/2010/wordprocessingDrawing" xmlns:wp="http://schemas.openxmlformats.org/drawingml/2006/wordprocessingDrawing" xmlns:wpg="http://schemas.microsoft.com/office/word/2010/wordprocessingGroup" xmlns:wpi="http://schemas.microsoft.com/office/word/2010/wordprocessingInk" xmlns:wps="http://schemas.microsoft.com/office/word/2010/wordprocessingShape" xmlns:o="urn:schemas-microsoft-com:office:office" xmlns:v="urn:schemas-microsoft-com:vml" xmlns:w10="urn:schemas-microsoft-com:office:word" xmlns:w="http://schemas.openxmlformats.org/wordprocessingml/2006/main" xmlns:w14="http://schemas.microsoft.com/office/word/2010/wordml" xmlns:w15="http://schemas.microsoft.com/office/word/2012/wordml" xmlns:w16cex="http://schemas.microsoft.com/office/word/2018/wordml/cex" xmlns:w16cid="http://schemas.microsoft.com/office/word/2016/wordml/cid" xmlns:w16="http://schemas.microsoft.com/office/word/2018/wordml" xmlns:w16sdtdh="http://schemas.microsoft.com/office/word/2020/wordml/sdtdatahash" xmlns:w16sdtfl="http://schemas.microsoft.com/office/word/2024/wordml/sdtformatlock" xmlns:w16se="http://schemas.microsoft.com/office/word/2015/wordml/symex" xmlns:w16du="http://schemas.microsoft.com/office/word/2023/wordml/word16du" xmlns:wne="http://schemas.microsoft.com/office/word/2006/wordml" mc:Ignorable="w14 w15 w16se w16cid w16 w16cex w16sdtdh w16sdtfl w16du wp14">
   <w:p>
     <w:pPr>
       <w:jc w:val="right"/>
@@ -3517,7 +3334,7 @@
 </file>
 
 <file path=word/footnotes.xml><?xml version="1.0" encoding="utf-8"?>
-<w:footnotes xmlns:wpc="http://schemas.microsoft.com/office/word/2010/wordprocessingCanvas" xmlns:cx="http://schemas.microsoft.com/office/drawing/2014/chartex" xmlns:cx1="http://schemas.microsoft.com/office/drawing/2015/9/8/chartex" xmlns:cx2="http://schemas.microsoft.com/office/drawing/2015/10/21/chartex" xmlns:cx3="http://schemas.microsoft.com/office/drawing/2016/5/9/chartex" xmlns:cx4="http://schemas.microsoft.com/office/drawing/2016/5/10/chartex" xmlns:cx5="http://schemas.microsoft.com/office/drawing/2016/5/11/chartex" xmlns:cx6="http://schemas.microsoft.com/office/drawing/2016/5/12/chartex" xmlns:cx7="http://schemas.microsoft.com/office/drawing/2016/5/13/chartex" xmlns:cx8="http://schemas.microsoft.com/office/drawing/2016/5/14/chartex" xmlns:mc="http://schemas.openxmlformats.org/markup-compatibility/2006" xmlns:aink="http://schemas.microsoft.com/office/drawing/2016/ink" xmlns:am3d="http://schemas.microsoft.com/office/drawing/2017/model3d" xmlns:o="urn:schemas-microsoft-com:office:office" xmlns:oel="http://schemas.microsoft.com/office/2019/extlst" xmlns:r="http://schemas.openxmlformats.org/officeDocument/2006/relationships" xmlns:m="http://schemas.openxmlformats.org/officeDocument/2006/math" xmlns:v="urn:schemas-microsoft-com:vml" xmlns:wp14="http://schemas.microsoft.com/office/word/2010/wordprocessingDrawing" xmlns:wp="http://schemas.openxmlformats.org/drawingml/2006/wordprocessingDrawing" xmlns:w10="urn:schemas-microsoft-com:office:word" xmlns:w="http://schemas.openxmlformats.org/wordprocessingml/2006/main" xmlns:w14="http://schemas.microsoft.com/office/word/2010/wordml" xmlns:w15="http://schemas.microsoft.com/office/word/2012/wordml" xmlns:w16cex="http://schemas.microsoft.com/office/word/2018/wordml/cex" xmlns:w16cid="http://schemas.microsoft.com/office/word/2016/wordml/cid" xmlns:w16="http://schemas.microsoft.com/office/word/2018/wordml" xmlns:w16du="http://schemas.microsoft.com/office/word/2023/wordml/word16du" xmlns:w16sdtdh="http://schemas.microsoft.com/office/word/2020/wordml/sdtdatahash" xmlns:w16sdtfl="http://schemas.microsoft.com/office/word/2024/wordml/sdtformatlock" xmlns:w16se="http://schemas.microsoft.com/office/word/2015/wordml/symex" xmlns:wpg="http://schemas.microsoft.com/office/word/2010/wordprocessingGroup" xmlns:wpi="http://schemas.microsoft.com/office/word/2010/wordprocessingInk" xmlns:wne="http://schemas.microsoft.com/office/word/2006/wordml" xmlns:wps="http://schemas.microsoft.com/office/word/2010/wordprocessingShape" mc:Ignorable="w14 w15 w16se w16cid w16 w16cex w16sdtdh w16sdtfl w16du wp14">
+<w:footnotes xmlns:wpc="http://schemas.microsoft.com/office/word/2010/wordprocessingCanvas" xmlns:cx="http://schemas.microsoft.com/office/drawing/2014/chartex" xmlns:cx1="http://schemas.microsoft.com/office/drawing/2015/9/8/chartex" xmlns:cx2="http://schemas.microsoft.com/office/drawing/2015/10/21/chartex" xmlns:cx3="http://schemas.microsoft.com/office/drawing/2016/5/9/chartex" xmlns:cx4="http://schemas.microsoft.com/office/drawing/2016/5/10/chartex" xmlns:cx5="http://schemas.microsoft.com/office/drawing/2016/5/11/chartex" xmlns:cx6="http://schemas.microsoft.com/office/drawing/2016/5/12/chartex" xmlns:cx7="http://schemas.microsoft.com/office/drawing/2016/5/13/chartex" xmlns:cx8="http://schemas.microsoft.com/office/drawing/2016/5/14/chartex" xmlns:mc="http://schemas.openxmlformats.org/markup-compatibility/2006" xmlns:m="http://schemas.openxmlformats.org/officeDocument/2006/math" xmlns:aink="http://schemas.microsoft.com/office/drawing/2016/ink" xmlns:am3d="http://schemas.microsoft.com/office/drawing/2017/model3d" xmlns:oel="http://schemas.microsoft.com/office/2019/extlst" xmlns:r="http://schemas.openxmlformats.org/officeDocument/2006/relationships" xmlns:wp14="http://schemas.microsoft.com/office/word/2010/wordprocessingDrawing" xmlns:wp="http://schemas.openxmlformats.org/drawingml/2006/wordprocessingDrawing" xmlns:wpg="http://schemas.microsoft.com/office/word/2010/wordprocessingGroup" xmlns:wpi="http://schemas.microsoft.com/office/word/2010/wordprocessingInk" xmlns:wps="http://schemas.microsoft.com/office/word/2010/wordprocessingShape" xmlns:o="urn:schemas-microsoft-com:office:office" xmlns:v="urn:schemas-microsoft-com:vml" xmlns:w10="urn:schemas-microsoft-com:office:word" xmlns:w="http://schemas.openxmlformats.org/wordprocessingml/2006/main" xmlns:w14="http://schemas.microsoft.com/office/word/2010/wordml" xmlns:w15="http://schemas.microsoft.com/office/word/2012/wordml" xmlns:w16cex="http://schemas.microsoft.com/office/word/2018/wordml/cex" xmlns:w16cid="http://schemas.microsoft.com/office/word/2016/wordml/cid" xmlns:w16="http://schemas.microsoft.com/office/word/2018/wordml" xmlns:w16sdtdh="http://schemas.microsoft.com/office/word/2020/wordml/sdtdatahash" xmlns:w16sdtfl="http://schemas.microsoft.com/office/word/2024/wordml/sdtformatlock" xmlns:w16se="http://schemas.microsoft.com/office/word/2015/wordml/symex" xmlns:w16du="http://schemas.microsoft.com/office/word/2023/wordml/word16du" xmlns:wne="http://schemas.microsoft.com/office/word/2006/wordml" mc:Ignorable="w14 w15 w16se w16cid w16 w16cex w16sdtdh w16sdtfl w16du wp14">
   <w:footnote w:type="separator" w:id="-1">
     <w:p>
       <w:r>
@@ -3536,7 +3353,7 @@
 </file>
 
 <file path=word/numbering.xml><?xml version="1.0" encoding="utf-8"?>
-<w:numbering xmlns:wpc="http://schemas.microsoft.com/office/word/2010/wordprocessingCanvas" xmlns:cx="http://schemas.microsoft.com/office/drawing/2014/chartex" xmlns:cx1="http://schemas.microsoft.com/office/drawing/2015/9/8/chartex" xmlns:cx2="http://schemas.microsoft.com/office/drawing/2015/10/21/chartex" xmlns:cx3="http://schemas.microsoft.com/office/drawing/2016/5/9/chartex" xmlns:cx4="http://schemas.microsoft.com/office/drawing/2016/5/10/chartex" xmlns:cx5="http://schemas.microsoft.com/office/drawing/2016/5/11/chartex" xmlns:cx6="http://schemas.microsoft.com/office/drawing/2016/5/12/chartex" xmlns:cx7="http://schemas.microsoft.com/office/drawing/2016/5/13/chartex" xmlns:cx8="http://schemas.microsoft.com/office/drawing/2016/5/14/chartex" xmlns:mc="http://schemas.openxmlformats.org/markup-compatibility/2006" xmlns:aink="http://schemas.microsoft.com/office/drawing/2016/ink" xmlns:am3d="http://schemas.microsoft.com/office/drawing/2017/model3d" xmlns:o="urn:schemas-microsoft-com:office:office" xmlns:oel="http://schemas.microsoft.com/office/2019/extlst" xmlns:r="http://schemas.openxmlformats.org/officeDocument/2006/relationships" xmlns:m="http://schemas.openxmlformats.org/officeDocument/2006/math" xmlns:v="urn:schemas-microsoft-com:vml" xmlns:wp14="http://schemas.microsoft.com/office/word/2010/wordprocessingDrawing" xmlns:wp="http://schemas.openxmlformats.org/drawingml/2006/wordprocessingDrawing" xmlns:w10="urn:schemas-microsoft-com:office:word" xmlns:w="http://schemas.openxmlformats.org/wordprocessingml/2006/main" xmlns:w14="http://schemas.microsoft.com/office/word/2010/wordml" xmlns:w15="http://schemas.microsoft.com/office/word/2012/wordml" xmlns:w16cex="http://schemas.microsoft.com/office/word/2018/wordml/cex" xmlns:w16cid="http://schemas.microsoft.com/office/word/2016/wordml/cid" xmlns:w16="http://schemas.microsoft.com/office/word/2018/wordml" xmlns:w16du="http://schemas.microsoft.com/office/word/2023/wordml/word16du" xmlns:w16sdtdh="http://schemas.microsoft.com/office/word/2020/wordml/sdtdatahash" xmlns:w16sdtfl="http://schemas.microsoft.com/office/word/2024/wordml/sdtformatlock" xmlns:w16se="http://schemas.microsoft.com/office/word/2015/wordml/symex" xmlns:wpg="http://schemas.microsoft.com/office/word/2010/wordprocessingGroup" xmlns:wpi="http://schemas.microsoft.com/office/word/2010/wordprocessingInk" xmlns:wne="http://schemas.microsoft.com/office/word/2006/wordml" xmlns:wps="http://schemas.microsoft.com/office/word/2010/wordprocessingShape" mc:Ignorable="w14 w15 w16se w16cid w16 w16cex w16sdtdh w16sdtfl w16du wp14">
+<w:numbering xmlns:wpc="http://schemas.microsoft.com/office/word/2010/wordprocessingCanvas" xmlns:cx="http://schemas.microsoft.com/office/drawing/2014/chartex" xmlns:cx1="http://schemas.microsoft.com/office/drawing/2015/9/8/chartex" xmlns:cx2="http://schemas.microsoft.com/office/drawing/2015/10/21/chartex" xmlns:cx3="http://schemas.microsoft.com/office/drawing/2016/5/9/chartex" xmlns:cx4="http://schemas.microsoft.com/office/drawing/2016/5/10/chartex" xmlns:cx5="http://schemas.microsoft.com/office/drawing/2016/5/11/chartex" xmlns:cx6="http://schemas.microsoft.com/office/drawing/2016/5/12/chartex" xmlns:cx7="http://schemas.microsoft.com/office/drawing/2016/5/13/chartex" xmlns:cx8="http://schemas.microsoft.com/office/drawing/2016/5/14/chartex" xmlns:mc="http://schemas.openxmlformats.org/markup-compatibility/2006" xmlns:m="http://schemas.openxmlformats.org/officeDocument/2006/math" xmlns:aink="http://schemas.microsoft.com/office/drawing/2016/ink" xmlns:am3d="http://schemas.microsoft.com/office/drawing/2017/model3d" xmlns:oel="http://schemas.microsoft.com/office/2019/extlst" xmlns:r="http://schemas.openxmlformats.org/officeDocument/2006/relationships" xmlns:wp14="http://schemas.microsoft.com/office/word/2010/wordprocessingDrawing" xmlns:wp="http://schemas.openxmlformats.org/drawingml/2006/wordprocessingDrawing" xmlns:wpg="http://schemas.microsoft.com/office/word/2010/wordprocessingGroup" xmlns:wpi="http://schemas.microsoft.com/office/word/2010/wordprocessingInk" xmlns:wps="http://schemas.microsoft.com/office/word/2010/wordprocessingShape" xmlns:o="urn:schemas-microsoft-com:office:office" xmlns:v="urn:schemas-microsoft-com:vml" xmlns:w10="urn:schemas-microsoft-com:office:word" xmlns:w="http://schemas.openxmlformats.org/wordprocessingml/2006/main" xmlns:w14="http://schemas.microsoft.com/office/word/2010/wordml" xmlns:w15="http://schemas.microsoft.com/office/word/2012/wordml" xmlns:w16cex="http://schemas.microsoft.com/office/word/2018/wordml/cex" xmlns:w16cid="http://schemas.microsoft.com/office/word/2016/wordml/cid" xmlns:w16="http://schemas.microsoft.com/office/word/2018/wordml" xmlns:w16sdtdh="http://schemas.microsoft.com/office/word/2020/wordml/sdtdatahash" xmlns:w16sdtfl="http://schemas.microsoft.com/office/word/2024/wordml/sdtformatlock" xmlns:w16se="http://schemas.microsoft.com/office/word/2015/wordml/symex" xmlns:w16du="http://schemas.microsoft.com/office/word/2023/wordml/word16du" xmlns:wne="http://schemas.microsoft.com/office/word/2006/wordml" mc:Ignorable="w14 w15 w16se w16cid w16 w16cex w16sdtdh w16sdtfl w16du wp14">
   <w:abstractNum w:abstractNumId="0" w15:restartNumberingAfterBreak="0">
     <w:nsid w:val="551D064E"/>
     <w:multiLevelType w:val="hybridMultilevel"/>
@@ -3633,7 +3450,7 @@
 </file>
 
 <file path=word/styles.xml><?xml version="1.0" encoding="utf-8"?>
-<w:styles xmlns:mc="http://schemas.openxmlformats.org/markup-compatibility/2006" xmlns:r="http://schemas.openxmlformats.org/officeDocument/2006/relationships" xmlns:w="http://schemas.openxmlformats.org/wordprocessingml/2006/main" xmlns:w14="http://schemas.microsoft.com/office/word/2010/wordml" xmlns:w15="http://schemas.microsoft.com/office/word/2012/wordml" xmlns:w16cex="http://schemas.microsoft.com/office/word/2018/wordml/cex" xmlns:w16cid="http://schemas.microsoft.com/office/word/2016/wordml/cid" xmlns:w16="http://schemas.microsoft.com/office/word/2018/wordml" xmlns:w16du="http://schemas.microsoft.com/office/word/2023/wordml/word16du" xmlns:w16sdtdh="http://schemas.microsoft.com/office/word/2020/wordml/sdtdatahash" xmlns:w16sdtfl="http://schemas.microsoft.com/office/word/2024/wordml/sdtformatlock" xmlns:w16se="http://schemas.microsoft.com/office/word/2015/wordml/symex" mc:Ignorable="w14 w15 w16se w16cid w16 w16cex w16sdtdh w16sdtfl w16du">
+<w:styles xmlns:mc="http://schemas.openxmlformats.org/markup-compatibility/2006" xmlns:r="http://schemas.openxmlformats.org/officeDocument/2006/relationships" xmlns:w="http://schemas.openxmlformats.org/wordprocessingml/2006/main" xmlns:w14="http://schemas.microsoft.com/office/word/2010/wordml" xmlns:w15="http://schemas.microsoft.com/office/word/2012/wordml" xmlns:w16cex="http://schemas.microsoft.com/office/word/2018/wordml/cex" xmlns:w16cid="http://schemas.microsoft.com/office/word/2016/wordml/cid" xmlns:w16="http://schemas.microsoft.com/office/word/2018/wordml" xmlns:w16sdtdh="http://schemas.microsoft.com/office/word/2020/wordml/sdtdatahash" xmlns:w16sdtfl="http://schemas.microsoft.com/office/word/2024/wordml/sdtformatlock" xmlns:w16se="http://schemas.microsoft.com/office/word/2015/wordml/symex" xmlns:w16du="http://schemas.microsoft.com/office/word/2023/wordml/word16du" mc:Ignorable="w14 w15 w16se w16cid w16 w16cex w16sdtdh w16sdtfl w16du">
   <w:docDefaults>
     <w:rPrDefault>
       <w:rPr>
